--- a/dist/luan_an_ctu/phu_luc_A_hop_nhat_du_lieu_vi.docx
+++ b/dist/luan_an_ctu/phu_luc_A_hop_nhat_du_lieu_vi.docx
@@ -1018,6 +1018,111 @@
     <w:p>
       <w:pPr>
         <w:pStyle w:val="BodyText"/>
+      </w:pPr>
+      <w:r>
+        <w:rPr>
+          <w:bCs/>
+          <w:b/>
+        </w:rPr>
+        <w:t xml:space="preserve">Hình A.1.</w:t>
+      </w:r>
+      <w:r>
+        <w:t xml:space="preserve"> </w:t>
+      </w:r>
+      <w:r>
+        <w:rPr>
+          <w:iCs/>
+          <w:i/>
+        </w:rPr>
+        <w:t xml:space="preserve">Sơ đồ dòng dữ liệu hợp nhất WBES (kiểu PRISMA).</w:t>
+      </w:r>
+    </w:p>
+    <w:p>
+      <w:pPr>
+        <w:pStyle w:val="SourceCode"/>
+      </w:pPr>
+      <w:r>
+        <w:rPr>
+          <w:rStyle w:val="VerbatimChar"/>
+        </w:rPr>
+        <w:t xml:space="preserve">flowchart TD</w:t>
+      </w:r>
+      <w:r>
+        <w:br/>
+      </w:r>
+      <w:r>
+        <w:rPr>
+          <w:rStyle w:val="VerbatimChar"/>
+        </w:rPr>
+        <w:t xml:space="preserve">    A["119 tệp khảo sát WBES&lt;br/&gt;quốc gia–năm (thô)"] --&gt;|"S1 · lọc cross-section chuẩn;&lt;br/&gt;loại panel/Informal/ISBS/ISES/Micro/TGS; năm ≥ 2006"| B["Lát cắt ngang chuẩn ≥ 2006"]</w:t>
+      </w:r>
+      <w:r>
+        <w:br/>
+      </w:r>
+      <w:r>
+        <w:rPr>
+          <w:rStyle w:val="VerbatimChar"/>
+        </w:rPr>
+        <w:t xml:space="preserve">    B --&gt;|"S2 · khử trùng lặp"| C["Một khảo sát / cặp (nền × năm)"]</w:t>
+      </w:r>
+      <w:r>
+        <w:br/>
+      </w:r>
+      <w:r>
+        <w:rPr>
+          <w:rStyle w:val="VerbatimChar"/>
+        </w:rPr>
+        <w:t xml:space="preserve">    C --&gt;|"S3 · hài hòa hóa biến&lt;br/&gt;(LP, FSTS, TCI/DAI, controls)"| D["Lược đồ biến chung"]</w:t>
+      </w:r>
+      <w:r>
+        <w:br/>
+      </w:r>
+      <w:r>
+        <w:rPr>
+          <w:rStyle w:val="VerbatimChar"/>
+        </w:rPr>
+        <w:t xml:space="preserve">    D --&gt;|"S4 · mã thiếu −9/−8/−7 → khuyết;&lt;br/&gt;kiểm tra miền giá trị"| E["106.765 bản ghi doanh nghiệp–năm"]</w:t>
+      </w:r>
+      <w:r>
+        <w:br/>
+      </w:r>
+      <w:r>
+        <w:rPr>
+          <w:rStyle w:val="VerbatimChar"/>
+        </w:rPr>
+        <w:t xml:space="preserve">    E --&gt;|"S5 · gán chế độ thể chế ICRV&lt;br/&gt;(đủ chỉ số WGI)"| F["96.415 DN phân loại · 52 nền"]</w:t>
+      </w:r>
+      <w:r>
+        <w:br/>
+      </w:r>
+      <w:r>
+        <w:rPr>
+          <w:rStyle w:val="VerbatimChar"/>
+        </w:rPr>
+        <w:t xml:space="preserve">    F --&gt;|"loại Comoros / Cyprus / Türkiye&lt;br/&gt;(ngoài Á–Thái Bình Dương)"| G["91.982 DN · 49 nền&lt;br/&gt;— MẪU PHÂN TÍCH"]</w:t>
+      </w:r>
+      <w:r>
+        <w:br/>
+      </w:r>
+      <w:r>
+        <w:rPr>
+          <w:rStyle w:val="VerbatimChar"/>
+        </w:rPr>
+        <w:t xml:space="preserve">    G --&gt;|"S6 · listwise tập biến trọng tâm"| H["84.910 — N hồi quy M2"]</w:t>
+      </w:r>
+      <w:r>
+        <w:br/>
+      </w:r>
+      <w:r>
+        <w:rPr>
+          <w:rStyle w:val="VerbatimChar"/>
+        </w:rPr>
+        <w:t xml:space="preserve">    H --&gt;|"+ đầy đủ biến kiểm soát"| I["38.342 — M5 (two-way FE)"]</w:t>
+      </w:r>
+    </w:p>
+    <w:p>
+      <w:pPr>
+        <w:pStyle w:val="FirstParagraph"/>
       </w:pPr>
       <w:r>
         <w:rPr>

--- a/dist/luan_an_ctu/phu_luc_A_hop_nhat_du_lieu_vi.docx
+++ b/dist/luan_an_ctu/phu_luc_A_hop_nhat_du_lieu_vi.docx
@@ -408,6 +408,240 @@
       </w:r>
       <w:r>
         <w:t xml:space="preserve">toàn tính so sánh giữa các đợt và các nước (xem A.3, Bước S1).</w:t>
+      </w:r>
+    </w:p>
+    <w:p>
+      <w:pPr>
+        <w:pStyle w:val="BodyText"/>
+      </w:pPr>
+      <w:r>
+        <w:t xml:space="preserve">Tiêu chí</w:t>
+      </w:r>
+      <w:r>
+        <w:t xml:space="preserve"> </w:t>
+      </w:r>
+      <w:r>
+        <w:t xml:space="preserve">“</w:t>
+      </w:r>
+      <w:r>
+        <w:t xml:space="preserve">năm ≥ 2006</w:t>
+      </w:r>
+      <w:r>
+        <w:t xml:space="preserve">”</w:t>
+      </w:r>
+      <w:r>
+        <w:t xml:space="preserve"> </w:t>
+      </w:r>
+      <w:r>
+        <w:t xml:space="preserve">là</w:t>
+      </w:r>
+      <w:r>
+        <w:t xml:space="preserve"> </w:t>
+      </w:r>
+      <w:r>
+        <w:rPr>
+          <w:bCs/>
+          <w:b/>
+        </w:rPr>
+        <w:t xml:space="preserve">điều kiện cần nhưng chưa đủ</w:t>
+      </w:r>
+      <w:r>
+        <w:t xml:space="preserve">: một số nền kinh tế vẫn còn các đợt</w:t>
+      </w:r>
+      <w:r>
+        <w:t xml:space="preserve"> </w:t>
+      </w:r>
+      <w:r>
+        <w:t xml:space="preserve">khảo sát sau 2006 chạy trên</w:t>
+      </w:r>
+      <w:r>
+        <w:t xml:space="preserve"> </w:t>
+      </w:r>
+      <w:r>
+        <w:rPr>
+          <w:bCs/>
+          <w:b/>
+        </w:rPr>
+        <w:t xml:space="preserve">bộ công cụ khu vực/quốc gia cũ</w:t>
+      </w:r>
+      <w:r>
+        <w:t xml:space="preserve"> </w:t>
+      </w:r>
+      <w:r>
+        <w:t xml:space="preserve">(ví dụ bộ PICS khu vực MENA</w:t>
+      </w:r>
+      <w:r>
+        <w:t xml:space="preserve"> </w:t>
+      </w:r>
+      <w:r>
+        <w:t xml:space="preserve">hay các bảng hỏi Đông Dương đời đầu) với hệ thống mã biến riêng. Tiêu chí vận hành để một đợt</w:t>
+      </w:r>
+      <w:r>
+        <w:t xml:space="preserve"> </w:t>
+      </w:r>
+      <w:r>
+        <w:t xml:space="preserve">khảo sát được nhận vào khung so sánh là</w:t>
+      </w:r>
+      <w:r>
+        <w:t xml:space="preserve"> </w:t>
+      </w:r>
+      <w:r>
+        <w:rPr>
+          <w:bCs/>
+          <w:b/>
+        </w:rPr>
+        <w:t xml:space="preserve">sự hiện diện của các biến lõi đã hài hòa</w:t>
+      </w:r>
+      <w:r>
+        <w:t xml:space="preserve"> </w:t>
+      </w:r>
+      <w:r>
+        <w:t xml:space="preserve">của bộ</w:t>
+      </w:r>
+      <w:r>
+        <w:t xml:space="preserve"> </w:t>
+      </w:r>
+      <w:r>
+        <w:t xml:space="preserve">công cụ Standardized toàn cầu — cụ thể là</w:t>
+      </w:r>
+      <w:r>
+        <w:t xml:space="preserve"> </w:t>
+      </w:r>
+      <w:r>
+        <w:rPr>
+          <w:rStyle w:val="VerbatimChar"/>
+        </w:rPr>
+        <w:t xml:space="preserve">d2</w:t>
+      </w:r>
+      <w:r>
+        <w:t xml:space="preserve"> </w:t>
+      </w:r>
+      <w:r>
+        <w:t xml:space="preserve">(doanh thu),</w:t>
+      </w:r>
+      <w:r>
+        <w:t xml:space="preserve"> </w:t>
+      </w:r>
+      <w:r>
+        <w:rPr>
+          <w:rStyle w:val="VerbatimChar"/>
+        </w:rPr>
+        <w:t xml:space="preserve">l1</w:t>
+      </w:r>
+      <w:r>
+        <w:t xml:space="preserve"> </w:t>
+      </w:r>
+      <w:r>
+        <w:t xml:space="preserve">(lao động),</w:t>
+      </w:r>
+      <w:r>
+        <w:t xml:space="preserve"> </w:t>
+      </w:r>
+      <w:r>
+        <w:rPr>
+          <w:rStyle w:val="VerbatimChar"/>
+        </w:rPr>
+        <w:t xml:space="preserve">d3b</w:t>
+      </w:r>
+      <w:r>
+        <w:t xml:space="preserve">/</w:t>
+      </w:r>
+      <w:r>
+        <w:rPr>
+          <w:rStyle w:val="VerbatimChar"/>
+        </w:rPr>
+        <w:t xml:space="preserve">d3c</w:t>
+      </w:r>
+      <w:r>
+        <w:t xml:space="preserve"> </w:t>
+      </w:r>
+      <w:r>
+        <w:t xml:space="preserve">(xuất khẩu trực tiếp/gián tiếp). Ba đợt khảo sát đáp ứng năm ≥ 2006 nhưng</w:t>
+      </w:r>
+      <w:r>
+        <w:t xml:space="preserve"> </w:t>
+      </w:r>
+      <w:r>
+        <w:rPr>
+          <w:bCs/>
+          <w:b/>
+        </w:rPr>
+        <w:t xml:space="preserve">không</w:t>
+      </w:r>
+      <w:r>
+        <w:t xml:space="preserve"> </w:t>
+      </w:r>
+      <w:r>
+        <w:t xml:space="preserve">chứa các</w:t>
+      </w:r>
+      <w:r>
+        <w:t xml:space="preserve"> </w:t>
+      </w:r>
+      <w:r>
+        <w:t xml:space="preserve">biến lõi này — Lebanon 2009 (bộ PICS MENA, mã</w:t>
+      </w:r>
+      <w:r>
+        <w:t xml:space="preserve"> </w:t>
+      </w:r>
+      <w:r>
+        <w:rPr>
+          <w:rStyle w:val="VerbatimChar"/>
+        </w:rPr>
+        <w:t xml:space="preserve">q####</w:t>
+      </w:r>
+      <w:r>
+        <w:t xml:space="preserve">), Cambodia 2007 và Cambodia 2013 (bảng</w:t>
+      </w:r>
+      <w:r>
+        <w:t xml:space="preserve"> </w:t>
+      </w:r>
+      <w:r>
+        <w:t xml:space="preserve">hỏi đời đầu) — được loại theo đúng nguyên tắc này, song song với việc loại các bộ công cụ phi</w:t>
+      </w:r>
+      <w:r>
+        <w:t xml:space="preserve"> </w:t>
+      </w:r>
+      <w:r>
+        <w:t xml:space="preserve">chuẩn (Informal, ISBS, ISES, Micro, panel). Cần phân biệt: việc loại trừ này là do</w:t>
+      </w:r>
+      <w:r>
+        <w:t xml:space="preserve"> </w:t>
+      </w:r>
+      <w:r>
+        <w:rPr>
+          <w:bCs/>
+          <w:b/>
+        </w:rPr>
+        <w:t xml:space="preserve">bất</w:t>
+      </w:r>
+      <w:r>
+        <w:rPr>
+          <w:bCs/>
+          <w:b/>
+        </w:rPr>
+        <w:t xml:space="preserve"> </w:t>
+      </w:r>
+      <w:r>
+        <w:rPr>
+          <w:bCs/>
+          <w:b/>
+        </w:rPr>
+        <w:t xml:space="preserve">tương thích bộ công cụ</w:t>
+      </w:r>
+      <w:r>
+        <w:t xml:space="preserve">, không phải do thiếu hay hỏng dữ liệu; các đợt Standardized của</w:t>
+      </w:r>
+      <w:r>
+        <w:t xml:space="preserve"> </w:t>
+      </w:r>
+      <w:r>
+        <w:t xml:space="preserve">chính những nền này vẫn được giữ (Lebanon 2013 và 2019; Cambodia 2016 và 2023), và các đợt</w:t>
+      </w:r>
+      <w:r>
+        <w:t xml:space="preserve"> </w:t>
+      </w:r>
+      <w:r>
+        <w:t xml:space="preserve">2006–2012 của nền khác dùng bộ công cụ Standardized (ví dụ Jordan 2006) đều được nhận.</w:t>
       </w:r>
     </w:p>
     <w:bookmarkEnd w:id="21"/>
@@ -3032,7 +3266,10 @@
     </w:p>
     <w:bookmarkEnd w:id="29"/>
     <w:bookmarkEnd w:id="30"/>
-    <w:sectPr/>
+    <w:sectPr>
+      <w:pgSz w:h="16838" w:w="11906"/>
+      <w:pgMar w:bottom="1417" w:left="1417" w:right="1417" w:top="1417"/>
+    </w:sectPr>
   </w:body>
 </w:document>
 </file>
@@ -3359,29 +3596,59 @@
   <w:style w:default="1" w:styleId="Normal" w:type="paragraph">
     <w:name w:val="Normal"/>
     <w:qFormat/>
+    <w:pPr>
+      <w:spacing w:line="276" w:lineRule="auto"/>
+      <w:jc w:val="both"/>
+    </w:pPr>
+    <w:rPr>
+      <w:rFonts w:ascii="Times New Roman" w:eastAsia="Times New Roman" w:hAnsi="Times New Roman"/>
+      <w:color w:val="000000"/>
+      <w:sz w:val="24"/>
+    </w:rPr>
   </w:style>
   <w:style w:styleId="BodyText" w:type="paragraph">
     <w:name w:val="Body Text"/>
     <w:basedOn w:val="Normal"/>
     <w:link w:val="BodyTextChar"/>
     <w:pPr>
-      <w:spacing w:after="180" w:before="180"/>
+      <w:spacing w:after="180" w:before="180" w:line="276" w:lineRule="auto"/>
+      <w:jc w:val="both"/>
     </w:pPr>
     <w:qFormat/>
+    <w:rPr>
+      <w:rFonts w:ascii="Times New Roman" w:eastAsia="Times New Roman" w:hAnsi="Times New Roman"/>
+      <w:color w:val="000000"/>
+      <w:sz w:val="24"/>
+    </w:rPr>
   </w:style>
   <w:style w:customStyle="1" w:styleId="FirstParagraph" w:type="paragraph">
     <w:name w:val="First Paragraph"/>
     <w:basedOn w:val="BodyText"/>
     <w:next w:val="BodyText"/>
     <w:qFormat/>
+    <w:pPr>
+      <w:spacing w:line="276" w:lineRule="auto"/>
+      <w:jc w:val="both"/>
+    </w:pPr>
+    <w:rPr>
+      <w:rFonts w:ascii="Times New Roman" w:eastAsia="Times New Roman" w:hAnsi="Times New Roman"/>
+      <w:color w:val="000000"/>
+      <w:sz w:val="24"/>
+    </w:rPr>
   </w:style>
   <w:style w:customStyle="1" w:styleId="Compact" w:type="paragraph">
     <w:name w:val="Compact"/>
     <w:basedOn w:val="BodyText"/>
     <w:qFormat/>
     <w:pPr>
-      <w:spacing w:after="36" w:before="36"/>
+      <w:spacing w:after="36" w:before="36" w:line="276" w:lineRule="auto"/>
+      <w:jc w:val="both"/>
     </w:pPr>
+    <w:rPr>
+      <w:rFonts w:ascii="Times New Roman" w:eastAsia="Times New Roman" w:hAnsi="Times New Roman"/>
+      <w:color w:val="000000"/>
+      <w:sz w:val="24"/>
+    </w:rPr>
   </w:style>
   <w:style w:styleId="Title" w:type="paragraph">
     <w:name w:val="Title"/>
@@ -3391,15 +3658,15 @@
     <w:pPr>
       <w:keepNext/>
       <w:keepLines/>
-      <w:spacing w:after="240" w:before="480"/>
-      <w:jc w:val="center"/>
+      <w:spacing w:after="240" w:before="480" w:line="276" w:lineRule="auto"/>
+      <w:jc w:val="both"/>
     </w:pPr>
     <w:rPr>
-      <w:rFonts w:asciiTheme="majorHAnsi" w:cstheme="majorBidi" w:eastAsiaTheme="majorEastAsia" w:hAnsiTheme="majorHAnsi"/>
+      <w:rFonts w:ascii="Times New Roman" w:asciiTheme="majorHAnsi" w:cstheme="majorBidi" w:eastAsia="Times New Roman" w:eastAsiaTheme="majorEastAsia" w:hAnsi="Times New Roman" w:hAnsiTheme="majorHAnsi"/>
       <w:b/>
       <w:bCs/>
-      <w:color w:themeColor="accent1" w:themeShade="B5" w:val="345A8A"/>
-      <w:sz w:val="36"/>
+      <w:color w:val="000000"/>
+      <w:sz w:val="24"/>
       <w:szCs w:val="36"/>
     </w:rPr>
   </w:style>
@@ -3411,11 +3678,13 @@
     <w:pPr>
       <w:keepNext/>
       <w:keepLines/>
-      <w:spacing w:after="240" w:before="240"/>
-      <w:jc w:val="center"/>
+      <w:spacing w:after="240" w:before="240" w:line="276" w:lineRule="auto"/>
+      <w:jc w:val="both"/>
     </w:pPr>
     <w:rPr>
-      <w:sz w:val="30"/>
+      <w:rFonts w:ascii="Times New Roman" w:eastAsia="Times New Roman" w:hAnsi="Times New Roman"/>
+      <w:color w:val="000000"/>
+      <w:sz w:val="24"/>
       <w:szCs w:val="30"/>
     </w:rPr>
   </w:style>
@@ -3426,8 +3695,14 @@
     <w:pPr>
       <w:keepNext/>
       <w:keepLines/>
-      <w:jc w:val="center"/>
+      <w:spacing w:line="276" w:lineRule="auto"/>
+      <w:jc w:val="both"/>
     </w:pPr>
+    <w:rPr>
+      <w:rFonts w:ascii="Times New Roman" w:eastAsia="Times New Roman" w:hAnsi="Times New Roman"/>
+      <w:color w:val="000000"/>
+      <w:sz w:val="24"/>
+    </w:rPr>
   </w:style>
   <w:style w:styleId="Date" w:type="paragraph">
     <w:name w:val="Date"/>
@@ -3436,8 +3711,14 @@
     <w:pPr>
       <w:keepNext/>
       <w:keepLines/>
-      <w:jc w:val="center"/>
+      <w:spacing w:line="276" w:lineRule="auto"/>
+      <w:jc w:val="both"/>
     </w:pPr>
+    <w:rPr>
+      <w:rFonts w:ascii="Times New Roman" w:eastAsia="Times New Roman" w:hAnsi="Times New Roman"/>
+      <w:color w:val="000000"/>
+      <w:sz w:val="24"/>
+    </w:rPr>
   </w:style>
   <w:style w:customStyle="1" w:styleId="AbstractTitle" w:type="paragraph">
     <w:name w:val="Abstract Title"/>
@@ -3447,15 +3728,15 @@
     <w:pPr>
       <w:keepNext/>
       <w:keepLines/>
-      <w:jc w:val="center"/>
-      <w:spacing w:after="0" w:before="300"/>
+      <w:jc w:val="both"/>
+      <w:spacing w:after="0" w:before="300" w:line="276" w:lineRule="auto"/>
     </w:pPr>
     <w:rPr>
-      <w:sz w:val="20"/>
+      <w:color w:val="000000"/>
+      <w:sz w:val="24"/>
       <w:szCs w:val="20"/>
+      <w:rFonts w:ascii="Times New Roman" w:eastAsia="Times New Roman" w:hAnsi="Times New Roman"/>
       <w:b/>
-      <w:color w:val="345A8A"/>
-      &gt;
     </w:rPr>
   </w:style>
   <w:style w:customStyle="1" w:styleId="Abstract" w:type="paragraph">
@@ -3466,10 +3747,13 @@
     <w:pPr>
       <w:keepNext/>
       <w:keepLines/>
-      <w:spacing w:after="300" w:before="100"/>
+      <w:spacing w:after="300" w:before="100" w:line="276" w:lineRule="auto"/>
+      <w:jc w:val="both"/>
     </w:pPr>
     <w:rPr>
-      <w:sz w:val="20"/>
+      <w:rFonts w:ascii="Times New Roman" w:eastAsia="Times New Roman" w:hAnsi="Times New Roman"/>
+      <w:color w:val="000000"/>
+      <w:sz w:val="24"/>
       <w:szCs w:val="20"/>
     </w:rPr>
   </w:style>
@@ -3478,8 +3762,15 @@
     <w:basedOn w:val="Normal"/>
     <w:next w:val="Bibliography"/>
     <w:qFormat/>
-    <w:pPr/>
-    <w:rPr/>
+    <w:pPr>
+      <w:spacing w:line="276" w:lineRule="auto"/>
+      <w:jc w:val="both"/>
+    </w:pPr>
+    <w:rPr>
+      <w:rFonts w:ascii="Times New Roman" w:eastAsia="Times New Roman" w:hAnsi="Times New Roman"/>
+      <w:color w:val="000000"/>
+      <w:sz w:val="24"/>
+    </w:rPr>
   </w:style>
   <w:style w:styleId="Heading1" w:type="paragraph">
     <w:name w:val="Heading 1"/>
@@ -3490,15 +3781,16 @@
     <w:pPr>
       <w:keepNext/>
       <w:keepLines/>
-      <w:spacing w:after="0" w:before="480"/>
+      <w:spacing w:after="0" w:before="480" w:line="276" w:lineRule="auto"/>
+      <w:jc w:val="both"/>
       <w:outlineLvl w:val="0"/>
     </w:pPr>
     <w:rPr>
-      <w:rFonts w:asciiTheme="majorHAnsi" w:cstheme="majorBidi" w:eastAsiaTheme="majorEastAsia" w:hAnsiTheme="majorHAnsi"/>
+      <w:rFonts w:ascii="Times New Roman" w:asciiTheme="majorHAnsi" w:cstheme="majorBidi" w:eastAsia="Times New Roman" w:eastAsiaTheme="majorEastAsia" w:hAnsi="Times New Roman" w:hAnsiTheme="majorHAnsi"/>
       <w:b/>
       <w:bCs/>
-      <w:color w:themeColor="accent1" w:val="4F81BD"/>
-      <w:sz w:val="32"/>
+      <w:color w:val="000000"/>
+      <w:sz w:val="24"/>
       <w:szCs w:val="32"/>
     </w:rPr>
   </w:style>
@@ -3512,15 +3804,16 @@
     <w:pPr>
       <w:keepNext/>
       <w:keepLines/>
-      <w:spacing w:after="0" w:before="200"/>
+      <w:spacing w:after="0" w:before="200" w:line="276" w:lineRule="auto"/>
+      <w:jc w:val="both"/>
       <w:outlineLvl w:val="1"/>
     </w:pPr>
     <w:rPr>
-      <w:rFonts w:asciiTheme="majorHAnsi" w:cstheme="majorBidi" w:eastAsiaTheme="majorEastAsia" w:hAnsiTheme="majorHAnsi"/>
+      <w:rFonts w:ascii="Times New Roman" w:asciiTheme="majorHAnsi" w:cstheme="majorBidi" w:eastAsia="Times New Roman" w:eastAsiaTheme="majorEastAsia" w:hAnsi="Times New Roman" w:hAnsiTheme="majorHAnsi"/>
       <w:b/>
       <w:bCs/>
-      <w:color w:themeColor="accent1" w:val="4F81BD"/>
-      <w:sz w:val="28"/>
+      <w:color w:val="000000"/>
+      <w:sz w:val="24"/>
       <w:szCs w:val="28"/>
     </w:rPr>
   </w:style>
@@ -3534,14 +3827,15 @@
     <w:pPr>
       <w:keepNext/>
       <w:keepLines/>
-      <w:spacing w:after="0" w:before="200"/>
+      <w:spacing w:after="0" w:before="200" w:line="276" w:lineRule="auto"/>
+      <w:jc w:val="both"/>
       <w:outlineLvl w:val="2"/>
     </w:pPr>
     <w:rPr>
-      <w:rFonts w:asciiTheme="majorHAnsi" w:cstheme="majorBidi" w:eastAsiaTheme="majorEastAsia" w:hAnsiTheme="majorHAnsi"/>
+      <w:rFonts w:ascii="Times New Roman" w:asciiTheme="majorHAnsi" w:cstheme="majorBidi" w:eastAsia="Times New Roman" w:eastAsiaTheme="majorEastAsia" w:hAnsi="Times New Roman" w:hAnsiTheme="majorHAnsi"/>
       <w:b/>
       <w:bCs/>
-      <w:color w:themeColor="accent1" w:val="4F81BD"/>
+      <w:color w:val="000000"/>
       <w:sz w:val="24"/>
       <w:szCs w:val="24"/>
     </w:rPr>
@@ -3556,14 +3850,15 @@
     <w:pPr>
       <w:keepNext/>
       <w:keepLines/>
-      <w:spacing w:after="0" w:before="200"/>
+      <w:spacing w:after="0" w:before="200" w:line="276" w:lineRule="auto"/>
+      <w:jc w:val="both"/>
       <w:outlineLvl w:val="3"/>
     </w:pPr>
     <w:rPr>
-      <w:rFonts w:asciiTheme="majorHAnsi" w:cstheme="majorBidi" w:eastAsiaTheme="majorEastAsia" w:hAnsiTheme="majorHAnsi"/>
+      <w:rFonts w:ascii="Times New Roman" w:asciiTheme="majorHAnsi" w:cstheme="majorBidi" w:eastAsia="Times New Roman" w:eastAsiaTheme="majorEastAsia" w:hAnsi="Times New Roman" w:hAnsiTheme="majorHAnsi"/>
       <w:i/>
       <w:bCs/>
-      <w:color w:themeColor="accent1" w:val="4F81BD"/>
+      <w:color w:val="000000"/>
       <w:sz w:val="24"/>
       <w:szCs w:val="24"/>
     </w:rPr>
@@ -3578,13 +3873,14 @@
     <w:pPr>
       <w:keepNext/>
       <w:keepLines/>
-      <w:spacing w:after="0" w:before="200"/>
+      <w:spacing w:after="0" w:before="200" w:line="276" w:lineRule="auto"/>
+      <w:jc w:val="both"/>
       <w:outlineLvl w:val="4"/>
     </w:pPr>
     <w:rPr>
-      <w:rFonts w:asciiTheme="majorHAnsi" w:cstheme="majorBidi" w:eastAsiaTheme="majorEastAsia" w:hAnsiTheme="majorHAnsi"/>
+      <w:rFonts w:ascii="Times New Roman" w:asciiTheme="majorHAnsi" w:cstheme="majorBidi" w:eastAsia="Times New Roman" w:eastAsiaTheme="majorEastAsia" w:hAnsi="Times New Roman" w:hAnsiTheme="majorHAnsi"/>
       <w:iCs/>
-      <w:color w:themeColor="accent1" w:val="4F81BD"/>
+      <w:color w:val="000000"/>
       <w:sz w:val="24"/>
       <w:szCs w:val="24"/>
     </w:rPr>
@@ -3599,12 +3895,13 @@
     <w:pPr>
       <w:keepNext/>
       <w:keepLines/>
-      <w:spacing w:after="0" w:before="200"/>
+      <w:spacing w:after="0" w:before="200" w:line="276" w:lineRule="auto"/>
+      <w:jc w:val="both"/>
       <w:outlineLvl w:val="5"/>
     </w:pPr>
     <w:rPr>
-      <w:rFonts w:asciiTheme="majorHAnsi" w:cstheme="majorBidi" w:eastAsiaTheme="majorEastAsia" w:hAnsiTheme="majorHAnsi"/>
-      <w:color w:themeColor="accent1" w:val="4F81BD"/>
+      <w:rFonts w:ascii="Times New Roman" w:asciiTheme="majorHAnsi" w:cstheme="majorBidi" w:eastAsia="Times New Roman" w:eastAsiaTheme="majorEastAsia" w:hAnsi="Times New Roman" w:hAnsiTheme="majorHAnsi"/>
+      <w:color w:val="000000"/>
       <w:sz w:val="24"/>
       <w:szCs w:val="24"/>
     </w:rPr>
@@ -3619,12 +3916,13 @@
     <w:pPr>
       <w:keepNext/>
       <w:keepLines/>
-      <w:spacing w:after="0" w:before="200"/>
+      <w:spacing w:after="0" w:before="200" w:line="276" w:lineRule="auto"/>
+      <w:jc w:val="both"/>
       <w:outlineLvl w:val="6"/>
     </w:pPr>
     <w:rPr>
-      <w:rFonts w:asciiTheme="majorHAnsi" w:cstheme="majorBidi" w:eastAsiaTheme="majorEastAsia" w:hAnsiTheme="majorHAnsi"/>
-      <w:color w:themeColor="accent1" w:val="4F81BD"/>
+      <w:rFonts w:ascii="Times New Roman" w:asciiTheme="majorHAnsi" w:cstheme="majorBidi" w:eastAsia="Times New Roman" w:eastAsiaTheme="majorEastAsia" w:hAnsi="Times New Roman" w:hAnsiTheme="majorHAnsi"/>
+      <w:color w:val="000000"/>
       <w:sz w:val="24"/>
       <w:szCs w:val="24"/>
     </w:rPr>
@@ -3639,12 +3937,13 @@
     <w:pPr>
       <w:keepNext/>
       <w:keepLines/>
-      <w:spacing w:after="0" w:before="200"/>
+      <w:spacing w:after="0" w:before="200" w:line="276" w:lineRule="auto"/>
+      <w:jc w:val="both"/>
       <w:outlineLvl w:val="7"/>
     </w:pPr>
     <w:rPr>
-      <w:rFonts w:asciiTheme="majorHAnsi" w:cstheme="majorBidi" w:eastAsiaTheme="majorEastAsia" w:hAnsiTheme="majorHAnsi"/>
-      <w:color w:themeColor="accent1" w:val="4F81BD"/>
+      <w:rFonts w:ascii="Times New Roman" w:asciiTheme="majorHAnsi" w:cstheme="majorBidi" w:eastAsia="Times New Roman" w:eastAsiaTheme="majorEastAsia" w:hAnsi="Times New Roman" w:hAnsiTheme="majorHAnsi"/>
+      <w:color w:val="000000"/>
       <w:sz w:val="24"/>
       <w:szCs w:val="24"/>
     </w:rPr>
@@ -3659,12 +3958,13 @@
     <w:pPr>
       <w:keepNext/>
       <w:keepLines/>
-      <w:spacing w:after="0" w:before="200"/>
+      <w:spacing w:after="0" w:before="200" w:line="276" w:lineRule="auto"/>
+      <w:jc w:val="both"/>
       <w:outlineLvl w:val="8"/>
     </w:pPr>
     <w:rPr>
-      <w:rFonts w:asciiTheme="majorHAnsi" w:cstheme="majorBidi" w:eastAsiaTheme="majorEastAsia" w:hAnsiTheme="majorHAnsi"/>
-      <w:color w:themeColor="accent1" w:val="4F81BD"/>
+      <w:rFonts w:ascii="Times New Roman" w:asciiTheme="majorHAnsi" w:cstheme="majorBidi" w:eastAsia="Times New Roman" w:eastAsiaTheme="majorEastAsia" w:hAnsi="Times New Roman" w:hAnsiTheme="majorHAnsi"/>
+      <w:color w:val="000000"/>
       <w:sz w:val="24"/>
       <w:szCs w:val="24"/>
     </w:rPr>
@@ -3677,9 +3977,15 @@
     <w:unhideWhenUsed/>
     <w:qFormat/>
     <w:pPr>
-      <w:spacing w:after="100" w:before="100"/>
+      <w:spacing w:after="100" w:before="100" w:line="276" w:lineRule="auto"/>
       <w:ind w:firstLine="0" w:left="480" w:right="480"/>
+      <w:jc w:val="both"/>
     </w:pPr>
+    <w:rPr>
+      <w:rFonts w:ascii="Times New Roman" w:eastAsia="Times New Roman" w:hAnsi="Times New Roman"/>
+      <w:color w:val="000000"/>
+      <w:sz w:val="24"/>
+    </w:rPr>
   </w:style>
   <w:style w:styleId="FootnoteText" w:type="paragraph">
     <w:name w:val="Footnote Text"/>
@@ -3688,11 +3994,25 @@
     <w:uiPriority w:val="9"/>
     <w:unhideWhenUsed/>
     <w:qFormat/>
+    <w:pPr>
+      <w:spacing w:line="276" w:lineRule="auto"/>
+      <w:jc w:val="both"/>
+    </w:pPr>
+    <w:rPr>
+      <w:rFonts w:ascii="Times New Roman" w:eastAsia="Times New Roman" w:hAnsi="Times New Roman"/>
+      <w:color w:val="000000"/>
+      <w:sz w:val="24"/>
+    </w:rPr>
   </w:style>
   <w:style w:default="1" w:styleId="DefaultParagraphFont" w:type="character">
     <w:name w:val="Default Paragraph Font"/>
     <w:semiHidden/>
     <w:unhideWhenUsed/>
+    <w:rPr>
+      <w:rFonts w:ascii="Times New Roman" w:eastAsia="Times New Roman" w:hAnsi="Times New Roman"/>
+      <w:color w:val="000000"/>
+      <w:sz w:val="24"/>
+    </w:rPr>
   </w:style>
   <w:style w:default="1" w:styleId="Table" w:type="table">
     <w:name w:val="Table"/>
@@ -3700,6 +4020,15 @@
     <w:semiHidden/>
     <w:unhideWhenUsed/>
     <w:qFormat/>
+    <w:pPr>
+      <w:spacing w:line="276" w:lineRule="auto"/>
+      <w:jc w:val="both"/>
+    </w:pPr>
+    <w:rPr>
+      <w:rFonts w:ascii="Times New Roman" w:eastAsia="Times New Roman" w:hAnsi="Times New Roman"/>
+      <w:color w:val="000000"/>
+      <w:sz w:val="24"/>
+    </w:rPr>
     <w:tblPr>
       <w:tblInd w:type="dxa" w:w="0"/>
       <w:tblCellMar>
@@ -3732,25 +4061,42 @@
     <w:pPr>
       <w:keepNext/>
       <w:keepLines/>
-      <w:spacing w:after="0"/>
+      <w:spacing w:after="0" w:line="276" w:lineRule="auto"/>
+      <w:jc w:val="both"/>
     </w:pPr>
     <w:rPr>
+      <w:rFonts w:ascii="Times New Roman" w:eastAsia="Times New Roman" w:hAnsi="Times New Roman"/>
       <w:b/>
+      <w:color w:val="000000"/>
+      <w:sz w:val="24"/>
     </w:rPr>
   </w:style>
   <w:style w:customStyle="1" w:styleId="Definition" w:type="paragraph">
     <w:name w:val="Definition"/>
     <w:basedOn w:val="Normal"/>
+    <w:pPr>
+      <w:spacing w:line="276" w:lineRule="auto"/>
+      <w:jc w:val="both"/>
+    </w:pPr>
+    <w:rPr>
+      <w:rFonts w:ascii="Times New Roman" w:eastAsia="Times New Roman" w:hAnsi="Times New Roman"/>
+      <w:color w:val="000000"/>
+      <w:sz w:val="24"/>
+    </w:rPr>
   </w:style>
   <w:style w:styleId="Caption" w:type="paragraph">
     <w:name w:val="Caption"/>
     <w:basedOn w:val="Normal"/>
     <w:link w:val="BodyTextChar"/>
     <w:pPr>
-      <w:spacing w:after="120" w:before="0"/>
+      <w:spacing w:after="120" w:before="0" w:line="276" w:lineRule="auto"/>
+      <w:jc w:val="both"/>
     </w:pPr>
     <w:rPr>
+      <w:rFonts w:ascii="Times New Roman" w:eastAsia="Times New Roman" w:hAnsi="Times New Roman"/>
       <w:i/>
+      <w:color w:val="000000"/>
+      <w:sz w:val="24"/>
     </w:rPr>
   </w:style>
   <w:style w:customStyle="1" w:styleId="TableCaption" w:type="paragraph">
@@ -3758,44 +4104,90 @@
     <w:basedOn w:val="Caption"/>
     <w:pPr>
       <w:keepNext/>
+      <w:spacing w:line="276" w:lineRule="auto"/>
+      <w:jc w:val="both"/>
     </w:pPr>
+    <w:rPr>
+      <w:rFonts w:ascii="Times New Roman" w:eastAsia="Times New Roman" w:hAnsi="Times New Roman"/>
+      <w:color w:val="000000"/>
+      <w:sz w:val="24"/>
+    </w:rPr>
   </w:style>
   <w:style w:customStyle="1" w:styleId="ImageCaption" w:type="paragraph">
     <w:name w:val="Image Caption"/>
     <w:basedOn w:val="Caption"/>
+    <w:pPr>
+      <w:spacing w:line="276" w:lineRule="auto"/>
+      <w:jc w:val="both"/>
+    </w:pPr>
+    <w:rPr>
+      <w:rFonts w:ascii="Times New Roman" w:eastAsia="Times New Roman" w:hAnsi="Times New Roman"/>
+      <w:color w:val="000000"/>
+      <w:sz w:val="24"/>
+    </w:rPr>
   </w:style>
   <w:style w:customStyle="1" w:styleId="Figure" w:type="paragraph">
     <w:name w:val="Figure"/>
     <w:basedOn w:val="Normal"/>
+    <w:pPr>
+      <w:spacing w:line="276" w:lineRule="auto"/>
+      <w:jc w:val="both"/>
+    </w:pPr>
+    <w:rPr>
+      <w:rFonts w:ascii="Times New Roman" w:eastAsia="Times New Roman" w:hAnsi="Times New Roman"/>
+      <w:color w:val="000000"/>
+      <w:sz w:val="24"/>
+    </w:rPr>
   </w:style>
   <w:style w:customStyle="1" w:styleId="CaptionedFigure" w:type="paragraph">
     <w:name w:val="Captioned Figure"/>
     <w:basedOn w:val="Figure"/>
     <w:pPr>
       <w:keepNext/>
+      <w:spacing w:line="276" w:lineRule="auto"/>
+      <w:jc w:val="both"/>
     </w:pPr>
+    <w:rPr>
+      <w:rFonts w:ascii="Times New Roman" w:eastAsia="Times New Roman" w:hAnsi="Times New Roman"/>
+      <w:color w:val="000000"/>
+      <w:sz w:val="24"/>
+    </w:rPr>
   </w:style>
   <w:style w:customStyle="1" w:styleId="BodyTextChar" w:type="character">
     <w:name w:val="Body Text Char"/>
     <w:basedOn w:val="DefaultParagraphFont"/>
     <w:link w:val="BodyText"/>
+    <w:rPr>
+      <w:rFonts w:ascii="Times New Roman" w:eastAsia="Times New Roman" w:hAnsi="Times New Roman"/>
+      <w:color w:val="000000"/>
+      <w:sz w:val="24"/>
+    </w:rPr>
   </w:style>
   <w:style w:customStyle="1" w:styleId="VerbatimChar" w:type="character">
     <w:name w:val="Verbatim Char"/>
     <w:basedOn w:val="BodyTextChar"/>
     <w:rPr>
-      <w:rFonts w:ascii="Consolas" w:hAnsi="Consolas"/>
-      <w:sz w:val="22"/>
+      <w:rFonts w:ascii="Times New Roman" w:eastAsia="Times New Roman" w:hAnsi="Times New Roman"/>
+      <w:color w:val="000000"/>
+      <w:sz w:val="24"/>
     </w:rPr>
   </w:style>
   <w:style w:customStyle="1" w:styleId="SectionNumber" w:type="character">
     <w:name w:val="Section Number"/>
     <w:basedOn w:val="BodyTextChar"/>
+    <w:rPr>
+      <w:rFonts w:ascii="Times New Roman" w:eastAsia="Times New Roman" w:hAnsi="Times New Roman"/>
+      <w:color w:val="000000"/>
+      <w:sz w:val="24"/>
+    </w:rPr>
   </w:style>
   <w:style w:styleId="FootnoteReference" w:type="character">
     <w:name w:val="Footnote Reference"/>
     <w:basedOn w:val="BodyTextChar"/>
     <w:rPr>
+      <w:rFonts w:ascii="Times New Roman" w:eastAsia="Times New Roman" w:hAnsi="Times New Roman"/>
+      <w:color w:val="000000"/>
+      <w:sz w:val="24"/>
       <w:vertAlign w:val="superscript"/>
     </w:rPr>
   </w:style>
@@ -3803,7 +4195,9 @@
     <w:name w:val="Hyperlink"/>
     <w:basedOn w:val="BodyTextChar"/>
     <w:rPr>
-      <w:color w:themeColor="accent1" w:val="4F81BD"/>
+      <w:rFonts w:ascii="Times New Roman" w:eastAsia="Times New Roman" w:hAnsi="Times New Roman"/>
+      <w:color w:val="000000"/>
+      <w:sz w:val="24"/>
     </w:rPr>
   </w:style>
   <w:style w:styleId="TOCHeading" w:type="paragraph">
@@ -3814,14 +4208,16 @@
     <w:unhideWhenUsed/>
     <w:qFormat/>
     <w:pPr>
-      <w:spacing w:before="240" w:line="259" w:lineRule="auto"/>
+      <w:spacing w:before="240" w:line="276" w:lineRule="auto"/>
+      <w:jc w:val="both"/>
       <w:outlineLvl w:val="9"/>
     </w:pPr>
     <w:rPr>
-      <w:rFonts w:asciiTheme="majorHAnsi" w:cstheme="majorBidi" w:eastAsiaTheme="majorEastAsia" w:hAnsiTheme="majorHAnsi"/>
+      <w:rFonts w:ascii="Times New Roman" w:asciiTheme="majorHAnsi" w:cstheme="majorBidi" w:eastAsia="Times New Roman" w:eastAsiaTheme="majorEastAsia" w:hAnsi="Times New Roman" w:hAnsiTheme="majorHAnsi"/>
       <w:b w:val="0"/>
       <w:bCs w:val="0"/>
-      <w:color w:themeColor="accent1" w:themeShade="BF" w:val="365F91"/>
+      <w:color w:val="000000"/>
+      <w:sz w:val="24"/>
     </w:rPr>
   </w:style>
   <w:style w:type="paragraph" w:customStyle="1" w:styleId="SourceCode">

--- a/dist/luan_an_ctu/phu_luc_A_hop_nhat_du_lieu_vi.docx
+++ b/dist/luan_an_ctu/phu_luc_A_hop_nhat_du_lieu_vi.docx
@@ -8,7 +8,7 @@
         <w:pStyle w:val="Heading1"/>
       </w:pPr>
       <w:r>
-        <w:t xml:space="preserve">PHỤ LỤC A — QUY TRÌNH HỢP NHẤT VÀ HÀI HÒA HÓA DỮ LIỆU DOANH NGHIỆP ĐA QUỐC GIA (WBES)</w:t>
+        <w:t xml:space="preserve">PHỤ LỤC A: QUY TRÌNH HỢP NHẤT VÀ HÀI HÒA HÓA DỮ LIỆU DOANH NGHIỆP ĐA QUỐC GIA (WBES)</w:t>
       </w:r>
     </w:p>
     <w:p>
@@ -258,10 +258,7 @@
         <w:t xml:space="preserve">World Bank Enterprise Surveys (WBES)</w:t>
       </w:r>
       <w:r>
-        <w:t xml:space="preserve"> </w:t>
-      </w:r>
-      <w:r>
-        <w:t xml:space="preserve">— bộ khảo sát doanh nghiệp cấp</w:t>
+        <w:t xml:space="preserve">, bộ khảo sát doanh nghiệp cấp</w:t>
       </w:r>
       <w:r>
         <w:t xml:space="preserve"> </w:t>
@@ -502,7 +499,7 @@
         <w:t xml:space="preserve"> </w:t>
       </w:r>
       <w:r>
-        <w:t xml:space="preserve">công cụ Standardized toàn cầu — cụ thể là</w:t>
+        <w:t xml:space="preserve">công cụ Standardized toàn cầu, cụ thể là</w:t>
       </w:r>
       <w:r>
         <w:t xml:space="preserve"> </w:t>
@@ -578,7 +575,7 @@
         <w:t xml:space="preserve"> </w:t>
       </w:r>
       <w:r>
-        <w:t xml:space="preserve">biến lõi này — Lebanon 2009 (bộ PICS MENA, mã</w:t>
+        <w:t xml:space="preserve">biến lõi này, Lebanon 2009 (bộ PICS MENA, mã</w:t>
       </w:r>
       <w:r>
         <w:t xml:space="preserve"> </w:t>
@@ -596,7 +593,7 @@
         <w:t xml:space="preserve"> </w:t>
       </w:r>
       <w:r>
-        <w:t xml:space="preserve">hỏi đời đầu) — được loại theo đúng nguyên tắc này, song song với việc loại các bộ công cụ phi</w:t>
+        <w:t xml:space="preserve">hỏi đời đầu), được loại theo đúng nguyên tắc này, song song với việc loại các bộ công cụ phi</w:t>
       </w:r>
       <w:r>
         <w:t xml:space="preserve"> </w:t>
@@ -1333,7 +1330,7 @@
         <w:rPr>
           <w:rStyle w:val="VerbatimChar"/>
         </w:rPr>
-        <w:t xml:space="preserve">    F --&gt;|"loại Comoros / Cyprus / Türkiye&lt;br/&gt;(ngoài Á–Thái Bình Dương)"| G["91.982 DN · 49 nền&lt;br/&gt;— MẪU PHÂN TÍCH"]</w:t>
+        <w:t xml:space="preserve">    F --&gt;|"loại Comoros / Cyprus / Türkiye&lt;br/&gt;(ngoài Á–Thái Bình Dương)"| G["91.982 DN · 49 nền&lt;br/&gt;(MẪU PHÂN TÍCH)"]</w:t>
       </w:r>
       <w:r>
         <w:br/>
@@ -1342,7 +1339,7 @@
         <w:rPr>
           <w:rStyle w:val="VerbatimChar"/>
         </w:rPr>
-        <w:t xml:space="preserve">    G --&gt;|"S6 · listwise tập biến trọng tâm"| H["84.910 — N hồi quy M2"]</w:t>
+        <w:t xml:space="preserve">    G --&gt;|"S6 · listwise tập biến trọng tâm"| H["84.910, N hồi quy M2"]</w:t>
       </w:r>
       <w:r>
         <w:br/>
@@ -1351,7 +1348,7 @@
         <w:rPr>
           <w:rStyle w:val="VerbatimChar"/>
         </w:rPr>
-        <w:t xml:space="preserve">    H --&gt;|"+ đầy đủ biến kiểm soát"| I["38.342 — M5 (two-way FE)"]</w:t>
+        <w:t xml:space="preserve">    H --&gt;|"+ đầy đủ biến kiểm soát"| I["38.342, M5 (two-way FE)"]</w:t>
       </w:r>
     </w:p>
     <w:p>
@@ -1811,7 +1808,7 @@
         <w:pStyle w:val="Heading2"/>
       </w:pPr>
       <w:r>
-        <w:t xml:space="preserve">A.5 Xử lý tính so sánh tiền tệ — vấn đề và giải pháp</w:t>
+        <w:t xml:space="preserve">A.5 Xử lý tính so sánh tiền tệ: vấn đề và giải pháp</w:t>
       </w:r>
     </w:p>
     <w:p>
@@ -1893,7 +1890,7 @@
         <w:t xml:space="preserve"> </w:t>
       </w:r>
       <w:r>
-        <w:t xml:space="preserve">các nước — một dạng</w:t>
+        <w:t xml:space="preserve">các nước, một dạng</w:t>
       </w:r>
       <w:r>
         <w:t xml:space="preserve"> </w:t>
@@ -2152,10 +2149,7 @@
         <w:t xml:space="preserve">gradient điểm uốn</w:t>
       </w:r>
       <w:r>
-        <w:t xml:space="preserve"> </w:t>
-      </w:r>
-      <w:r>
-        <w:t xml:space="preserve">— những</w:t>
+        <w:t xml:space="preserve">, những</w:t>
       </w:r>
       <w:r>
         <w:t xml:space="preserve"> </w:t>
@@ -2717,13 +2711,13 @@
         <w:t xml:space="preserve"> </w:t>
       </w:r>
       <w:r>
-        <w:t xml:space="preserve">Variation — ICRV) dựa trên tổ hợp các Chỉ số Quản trị Toàn cầu (Worldwide Governance</w:t>
-      </w:r>
-      <w:r>
-        <w:t xml:space="preserve"> </w:t>
-      </w:r>
-      <w:r>
-        <w:t xml:space="preserve">Indicators — WGI) của Kaufmann et al. (2011), mức phát triển kinh tế và đặc trưng cấu trúc</w:t>
+        <w:t xml:space="preserve">Variation, ICRV) dựa trên tổ hợp các Chỉ số Quản trị Toàn cầu (Worldwide Governance</w:t>
+      </w:r>
+      <w:r>
+        <w:t xml:space="preserve"> </w:t>
+      </w:r>
+      <w:r>
+        <w:t xml:space="preserve">Indicators, WGI) của Kaufmann et al. (2011), mức phát triển kinh tế và đặc trưng cấu trúc</w:t>
       </w:r>
       <w:r>
         <w:t xml:space="preserve"> </w:t>
@@ -3062,7 +3056,7 @@
         <w:t xml:space="preserve"> </w:t>
       </w:r>
       <w:r>
-        <w:t xml:space="preserve">Việc xử lý do thiếu Stata được thực hiện bằng Python (pandas/numpy) — một giải pháp thay thế</w:t>
+        <w:t xml:space="preserve">Việc xử lý do thiếu Stata được thực hiện bằng Python (pandas/numpy), một giải pháp thay thế</w:t>
       </w:r>
       <w:r>
         <w:t xml:space="preserve"> </w:t>

--- a/dist/luan_an_ctu/phu_luc_A_hop_nhat_du_lieu_vi.docx
+++ b/dist/luan_an_ctu/phu_luc_A_hop_nhat_du_lieu_vi.docx
@@ -1163,7 +1163,7 @@
               <w:jc w:val="left"/>
             </w:pPr>
             <w:r>
-              <w:t xml:space="preserve">Mẫu phân tích =</w:t>
+              <w:t xml:space="preserve">Mẫu phân tích mô tả =</w:t>
             </w:r>
             <w:r>
               <w:t xml:space="preserve"> </w:t>
@@ -1173,10 +1173,13 @@
                 <w:bCs/>
                 <w:b/>
               </w:rPr>
-              <w:t xml:space="preserve">91.982</w:t>
-            </w:r>
-            <w:r>
-              <w:t xml:space="preserve">; N hồi quy M2 =</w:t>
+              <w:t xml:space="preserve">88.869</w:t>
+            </w:r>
+            <w:r>
+              <w:t xml:space="preserve"> </w:t>
+            </w:r>
+            <w:r>
+              <w:t xml:space="preserve">(50 nền); N hồi quy M2 =</w:t>
             </w:r>
             <w:r>
               <w:t xml:space="preserve"> </w:t>
@@ -1186,7 +1189,7 @@
                 <w:bCs/>
                 <w:b/>
               </w:rPr>
-              <w:t xml:space="preserve">84.910</w:t>
+              <w:t xml:space="preserve">81.022</w:t>
             </w:r>
             <w:r>
               <w:t xml:space="preserve">; mô hình đầy đủ M5 =</w:t>
@@ -1199,7 +1202,7 @@
                 <w:bCs/>
                 <w:b/>
               </w:rPr>
-              <w:t xml:space="preserve">38.342</w:t>
+              <w:t xml:space="preserve">79.080</w:t>
             </w:r>
           </w:p>
         </w:tc>
@@ -1339,7 +1342,7 @@
         <w:rPr>
           <w:rStyle w:val="VerbatimChar"/>
         </w:rPr>
-        <w:t xml:space="preserve">    G --&gt;|"S6 · listwise tập biến trọng tâm"| H["84.910, N hồi quy M2"]</w:t>
+        <w:t xml:space="preserve">    G --&gt;|"S6 · listwise tập biến trọng tâm"| H["81.022, N hồi quy M2"]</w:t>
       </w:r>
       <w:r>
         <w:br/>
@@ -1348,7 +1351,7 @@
         <w:rPr>
           <w:rStyle w:val="VerbatimChar"/>
         </w:rPr>
-        <w:t xml:space="preserve">    H --&gt;|"+ đầy đủ biến kiểm soát"| I["38.342, M5 (two-way FE)"]</w:t>
+        <w:t xml:space="preserve">    H --&gt;|"+ đầy đủ biến kiểm soát"| I["79.080, M5 (hiệu ứng cố định hai chiều)"]</w:t>
       </w:r>
     </w:p>
     <w:p>
@@ -2766,7 +2769,7 @@
         <w:t xml:space="preserve"> </w:t>
       </w:r>
       <w:r>
-        <w:t xml:space="preserve">phân loại 52 nền cho mục đích robustness (riêng Comoros được dùng trong kiểm định độ vững</w:t>
+        <w:t xml:space="preserve">phân loại 52 nền cho mục đích độ vững (riêng Comoros được dùng trong kiểm định độ vững</w:t>
       </w:r>
       <w:r>
         <w:t xml:space="preserve"> </w:t>

--- a/dist/luan_an_ctu/phu_luc_A_hop_nhat_du_lieu_vi.docx
+++ b/dist/luan_an_ctu/phu_luc_A_hop_nhat_du_lieu_vi.docx
@@ -1059,13 +1059,13 @@
                 <w:bCs/>
                 <w:b/>
               </w:rPr>
-              <w:t xml:space="preserve">49 nền</w:t>
+              <w:t xml:space="preserve">50 nền</w:t>
             </w:r>
             <w:r>
               <w:t xml:space="preserve"> </w:t>
             </w:r>
             <w:r>
-              <w:t xml:space="preserve">Á–Thái Bình Dương</w:t>
+              <w:t xml:space="preserve">Á–Thái Bình Dương (gồm Nhật Bản 2025)</w:t>
             </w:r>
           </w:p>
         </w:tc>
@@ -1077,7 +1077,7 @@
               <w:jc w:val="left"/>
             </w:pPr>
             <w:r>
-              <w:t xml:space="preserve">Pool phân loại =</w:t>
+              <w:t xml:space="preserve">Khung mô tả 50 nền =</w:t>
             </w:r>
             <w:r>
               <w:t xml:space="preserve"> </w:t>
@@ -1087,29 +1087,13 @@
                 <w:bCs/>
                 <w:b/>
               </w:rPr>
-              <w:t xml:space="preserve">96.415</w:t>
+              <w:t xml:space="preserve">88.869</w:t>
             </w:r>
             <w:r>
               <w:t xml:space="preserve"> </w:t>
             </w:r>
             <w:r>
-              <w:t xml:space="preserve">DN (52 nền) → khung 49 nền =</w:t>
-            </w:r>
-            <w:r>
-              <w:t xml:space="preserve"> </w:t>
-            </w:r>
-            <w:r>
-              <w:rPr>
-                <w:bCs/>
-                <w:b/>
-              </w:rPr>
-              <w:t xml:space="preserve">91.864</w:t>
-            </w:r>
-            <w:r>
-              <w:t xml:space="preserve"> </w:t>
-            </w:r>
-            <w:r>
-              <w:t xml:space="preserve">DN</w:t>
+              <w:t xml:space="preserve">DN / 103 cặp</w:t>
             </w:r>
           </w:p>
         </w:tc>
@@ -1333,7 +1317,7 @@
         <w:rPr>
           <w:rStyle w:val="VerbatimChar"/>
         </w:rPr>
-        <w:t xml:space="preserve">    F --&gt;|"loại Comoros / Cyprus / Türkiye&lt;br/&gt;(ngoài Á–Thái Bình Dương)"| G["91.982 DN · 49 nền&lt;br/&gt;(MẪU PHÂN TÍCH)"]</w:t>
+        <w:t xml:space="preserve">    F --&gt;|"loại Comoros / Cyprus / Türkiye&lt;br/&gt;(ngoài Á–Thái Bình Dương); thêm Nhật Bản 2025"| G["88.869 DN, 50 nền&lt;br/&gt;(KHUNG PHÂN TÍCH)"]</w:t>
       </w:r>
       <w:r>
         <w:br/>
@@ -1384,7 +1368,7 @@
         <w:t xml:space="preserve">data_wbes/raw_dta/</w:t>
       </w:r>
       <w:r>
-        <w:t xml:space="preserve">, 105 sóng chuẩn ≥2006 của 49 nền, 80.523 doanh nghiệp–năm) là</w:t>
+        <w:t xml:space="preserve">, 106 sóng chuẩn từ 2006 của 50 nền, gồm Nhật Bản 2025) là</w:t>
       </w:r>
       <w:r>
         <w:t xml:space="preserve"> </w:t>
@@ -1467,25 +1451,25 @@
           <w:bCs/>
           <w:b/>
         </w:rPr>
-        <w:t xml:space="preserve">chính thức, đã khóa</w:t>
-      </w:r>
-      <w:r>
-        <w:t xml:space="preserve"> </w:t>
-      </w:r>
-      <w:r>
-        <w:t xml:space="preserve">của luận án</w:t>
-      </w:r>
-      <w:r>
-        <w:t xml:space="preserve"> </w:t>
-      </w:r>
-      <w:r>
-        <w:t xml:space="preserve">(96.415 / 91.982 / 84.910) được báo cáo từ tệp pool gốc và là con số được trích dẫn trong</w:t>
-      </w:r>
-      <w:r>
-        <w:t xml:space="preserve"> </w:t>
-      </w:r>
-      <w:r>
-        <w:t xml:space="preserve">Chương 3–4. Sai khác giữa hai lớp được công bố minh bạch để hội đồng kiểm chứng.</w:t>
+        <w:t xml:space="preserve">chính thức</w:t>
+      </w:r>
+      <w:r>
+        <w:t xml:space="preserve"> </w:t>
+      </w:r>
+      <w:r>
+        <w:t xml:space="preserve">của luận án trên khung 50 nền</w:t>
+      </w:r>
+      <w:r>
+        <w:t xml:space="preserve"> </w:t>
+      </w:r>
+      <w:r>
+        <w:t xml:space="preserve">(88.869 mẫu mô tả / 81.022 N hồi quy M2 / 79.080 M5) được ước lượng trực tiếp từ kho dữ</w:t>
+      </w:r>
+      <w:r>
+        <w:t xml:space="preserve"> </w:t>
+      </w:r>
+      <w:r>
+        <w:t xml:space="preserve">liệu thô và là con số được trích dẫn trong Chương 3–4. Sai khác giữa hai lớp được công bố minh bạch để hội đồng kiểm chứng.</w:t>
       </w:r>
     </w:p>
     <w:bookmarkEnd w:id="22"/>
@@ -2754,10 +2738,13 @@
           <w:bCs/>
           <w:b/>
         </w:rPr>
-        <w:t xml:space="preserve">49 nền kinh tế châu Á và Thái Bình Dương</w:t>
-      </w:r>
-      <w:r>
-        <w:t xml:space="preserve">, loại ba nền ngoài</w:t>
+        <w:t xml:space="preserve">50 nền kinh tế châu Á và Thái Bình Dương</w:t>
+      </w:r>
+      <w:r>
+        <w:t xml:space="preserve"> </w:t>
+      </w:r>
+      <w:r>
+        <w:t xml:space="preserve">(gồm Nhật Bản 2025), loại ba nền ngoài</w:t>
       </w:r>
       <w:r>
         <w:t xml:space="preserve"> </w:t>

--- a/dist/luan_an_ctu/phu_luc_A_hop_nhat_du_lieu_vi.docx
+++ b/dist/luan_an_ctu/phu_luc_A_hop_nhat_du_lieu_vi.docx
@@ -2,6 +2,32 @@
 <file path=word/document.xml><?xml version="1.0" encoding="utf-8"?>
 <w:document xmlns:w="http://schemas.openxmlformats.org/wordprocessingml/2006/main" xmlns:m="http://schemas.openxmlformats.org/officeDocument/2006/math" xmlns:r="http://schemas.openxmlformats.org/officeDocument/2006/relationships" xmlns:o="urn:schemas-microsoft-com:office:office" xmlns:v="urn:schemas-microsoft-com:vml" xmlns:w10="urn:schemas-microsoft-com:office:word" xmlns:a="http://schemas.openxmlformats.org/drawingml/2006/main" xmlns:pic="http://schemas.openxmlformats.org/drawingml/2006/picture" xmlns:wp="http://schemas.openxmlformats.org/drawingml/2006/wordprocessingDrawing">
   <w:body>
+    <w:sdt>
+      <w:sdtPr>
+        <w:docPartObj>
+          <w:docPartGallery w:val="Table of Contents"/>
+          <w:docPartUnique/>
+        </w:docPartObj>
+      </w:sdtPr>
+      <w:sdtContent>
+        <w:p>
+          <w:pPr>
+            <w:pStyle w:val="TOCHeading"/>
+          </w:pPr>
+          <w:r>
+            <w:t xml:space="preserve">Table of Contents</w:t>
+          </w:r>
+        </w:p>
+        <w:p>
+          <w:r>
+            <w:fldChar w:fldCharType="begin" w:dirty="true"/>
+            <w:instrText xml:space="preserve">TOC \o "1-3" \h \z \u</w:instrText>
+            <w:fldChar w:fldCharType="separate"/>
+            <w:fldChar w:fldCharType="end"/>
+          </w:r>
+        </w:p>
+      </w:sdtContent>
+    </w:sdt>
     <w:bookmarkStart w:id="30" w:name="Xff640a2fe7b5357a1c83c06fced6026c707611d"/>
     <w:p>
       <w:pPr>
@@ -193,7 +219,7 @@
         <w:pStyle w:val="BodyText"/>
       </w:pPr>
       <w:r>
-        <w:t xml:space="preserve">Phụ lục A bổ sung cho Chương 3 (§3.3) ở cấp độ</w:t>
+        <w:t xml:space="preserve">Phụ lục A bổ sung cho Chương 3 (Mục 3.3) ở cấp độ</w:t>
       </w:r>
       <w:r>
         <w:t xml:space="preserve"> </w:t>
@@ -215,7 +241,7 @@
         <w:t xml:space="preserve"> </w:t>
       </w:r>
       <w:r>
-        <w:t xml:space="preserve">trong khi §3.3 nêu nguồn dữ liệu và định nghĩa biến, Phụ lục A tài liệu hóa từng bước</w:t>
+        <w:t xml:space="preserve">trong khi Mục 3.3 nêu nguồn dữ liệu và định nghĩa biến, Phụ lục A tài liệu hóa từng bước</w:t>
       </w:r>
       <w:r>
         <w:t xml:space="preserve"> </w:t>
@@ -726,7 +752,7 @@
               <w:jc w:val="left"/>
             </w:pPr>
             <w:r>
-              <w:t xml:space="preserve">Kết quả (pool chính thức)</w:t>
+              <w:t xml:space="preserve">Kết quả (mẫu gộp chính thức)</w:t>
             </w:r>
           </w:p>
         </w:tc>
@@ -1201,7 +1227,7 @@
           <w:iCs/>
           <w:i/>
         </w:rPr>
-        <w:t xml:space="preserve">Nguồn số chính thức: tệp pool gộp của luận án (</w:t>
+        <w:t xml:space="preserve">Nguồn số chính thức: tệp mẫu gộp của luận án (</w:t>
       </w:r>
       <w:r>
         <w:rPr>
@@ -1230,7 +1256,7 @@
           <w:iCs/>
           <w:i/>
         </w:rPr>
-        <w:t xml:space="preserve">bản ghi doanh nghiệp–năm từ 17 đợt khảo sát 2003–2025.</w:t>
+        <w:t xml:space="preserve">bản ghi doanh nghiệp–năm từ các đợt khảo sát giai đoạn 2006–2026.</w:t>
       </w:r>
     </w:p>
     <w:p>
@@ -1299,7 +1325,7 @@
         <w:rPr>
           <w:rStyle w:val="VerbatimChar"/>
         </w:rPr>
-        <w:t xml:space="preserve">    D --&gt;|"S4 · mã thiếu −9/−8/−7 → khuyết;&lt;br/&gt;kiểm tra miền giá trị"| E["106.765 bản ghi doanh nghiệp–năm"]</w:t>
+        <w:t xml:space="preserve">    D --&gt;|"S4 · mã thiếu −9/−8/−7 thành khuyết;&lt;br/&gt;kiểm tra miền giá trị"| E["106.765 bản ghi doanh nghiệp–năm"]</w:t>
       </w:r>
       <w:r>
         <w:br/>
@@ -1751,7 +1777,7 @@
         <w:t xml:space="preserve">c22b</w:t>
       </w:r>
       <w:r>
-        <w:t xml:space="preserve">; email; thanh toán điện tử), tách biệt theo lập luận thuần khiết cấu trúc (construct purity) ở §2.1.3 và Coltman et al. (2008).</w:t>
+        <w:t xml:space="preserve">; email; thanh toán điện tử), tách biệt theo lập luận thuần khiết cấu trúc (construct purity) ở Mục 2.1.3 và Coltman et al. (2008).</w:t>
       </w:r>
     </w:p>
     <w:p>
@@ -1803,7 +1829,7 @@
         <w:pStyle w:val="FirstParagraph"/>
       </w:pPr>
       <w:r>
-        <w:t xml:space="preserve">Một mối đe dọa hiệu lực (validity threat) đặc thù của pool đa quốc gia là</w:t>
+        <w:t xml:space="preserve">Một mối đe dọa hiệu lực (validity threat) đặc thù của mẫu gộp đa quốc gia là</w:t>
       </w:r>
       <w:r>
         <w:t xml:space="preserve"> </w:t>
@@ -2133,7 +2159,7 @@
           <w:bCs/>
           <w:b/>
         </w:rPr>
-        <w:t xml:space="preserve">gradient điểm uốn</w:t>
+        <w:t xml:space="preserve">phổ điểm uốn</w:t>
       </w:r>
       <w:r>
         <w:t xml:space="preserve">, những</w:t>
@@ -2142,7 +2168,7 @@
         <w:t xml:space="preserve"> </w:t>
       </w:r>
       <w:r>
-        <w:t xml:space="preserve">đại lượng bất biến với đơn vị tiền tệ (xem §4.1.1). Khi cần so sánh</w:t>
+        <w:t xml:space="preserve">đại lượng bất biến với đơn vị tiền tệ (xem Mục 4.1.1). Khi cần so sánh</w:t>
       </w:r>
       <w:r>
         <w:t xml:space="preserve"> </w:t>
@@ -2174,13 +2200,13 @@
       </w:r>
     </w:p>
     <w:bookmarkEnd w:id="24"/>
-    <w:bookmarkStart w:id="25" w:name="Xcda44a616a0294a63022c370d6fafff6af411dd"/>
+    <w:bookmarkStart w:id="25" w:name="Xf45930a67b7d14d50ac9d239ac9d86977335dc2"/>
     <w:p>
       <w:pPr>
         <w:pStyle w:val="Heading2"/>
       </w:pPr>
       <w:r>
-        <w:t xml:space="preserve">A.6 Chiến lược hợp nhất kinh tế lượng (pooled repeated cross-sections)</w:t>
+        <w:t xml:space="preserve">A.6 Chiến lược hợp nhất kinh tế lượng (dữ liệu gộp lát cắt ngang lặp lại)</w:t>
       </w:r>
     </w:p>
     <w:p>
@@ -2750,7 +2776,7 @@
         <w:t xml:space="preserve"> </w:t>
       </w:r>
       <w:r>
-        <w:t xml:space="preserve">khu vực (Comoros, Cyprus, Türkiye) khỏi mẫu phân tích chính trong khi vẫn giữ chúng ở pool</w:t>
+        <w:t xml:space="preserve">khu vực (Comoros, Cyprus, Türkiye) khỏi mẫu phân tích chính trong khi vẫn giữ chúng ở mẫu gộp</w:t>
       </w:r>
       <w:r>
         <w:t xml:space="preserve"> </w:t>
@@ -3113,146 +3139,104 @@
           <w:iCs/>
           <w:i/>
         </w:rPr>
-        <w:t xml:space="preserve">Liên kết tập lệnh &amp; dữ liệu:</w:t>
-      </w:r>
-      <w:r>
-        <w:rPr>
-          <w:iCs/>
-          <w:i/>
-        </w:rPr>
-        <w:t xml:space="preserve"> </w:t>
-      </w:r>
+        <w:t xml:space="preserve">Liên kết tập lệnh và dữ liệu (phục vụ tái lập):</w:t>
+      </w:r>
+    </w:p>
+    <w:p>
+      <w:pPr>
+        <w:numPr>
+          <w:ilvl w:val="0"/>
+          <w:numId w:val="1003"/>
+        </w:numPr>
+        <w:pStyle w:val="Compact"/>
+      </w:pPr>
       <w:r>
         <w:rPr>
           <w:rStyle w:val="VerbatimChar"/>
-          <w:iCs/>
-          <w:i/>
         </w:rPr>
         <w:t xml:space="preserve">scripts/build_pooled_dataset.py</w:t>
       </w:r>
-      <w:r>
-        <w:rPr>
-          <w:iCs/>
-          <w:i/>
-        </w:rPr>
-        <w:t xml:space="preserve">,</w:t>
-      </w:r>
-      <w:r>
-        <w:rPr>
-          <w:iCs/>
-          <w:i/>
-        </w:rPr>
-        <w:t xml:space="preserve"> </w:t>
-      </w:r>
+    </w:p>
+    <w:p>
+      <w:pPr>
+        <w:numPr>
+          <w:ilvl w:val="0"/>
+          <w:numId w:val="1003"/>
+        </w:numPr>
+        <w:pStyle w:val="Compact"/>
+      </w:pPr>
       <w:r>
         <w:rPr>
           <w:rStyle w:val="VerbatimChar"/>
-          <w:iCs/>
-          <w:i/>
         </w:rPr>
         <w:t xml:space="preserve">scripts/wbes_canon.py</w:t>
       </w:r>
-      <w:r>
-        <w:rPr>
-          <w:iCs/>
-          <w:i/>
-        </w:rPr>
-        <w:t xml:space="preserve">,</w:t>
-      </w:r>
-      <w:r>
-        <w:rPr>
-          <w:iCs/>
-          <w:i/>
-        </w:rPr>
-        <w:t xml:space="preserve"> </w:t>
-      </w:r>
+    </w:p>
+    <w:p>
+      <w:pPr>
+        <w:numPr>
+          <w:ilvl w:val="0"/>
+          <w:numId w:val="1003"/>
+        </w:numPr>
+        <w:pStyle w:val="Compact"/>
+      </w:pPr>
       <w:r>
         <w:rPr>
           <w:rStyle w:val="VerbatimChar"/>
-          <w:iCs/>
-          <w:i/>
         </w:rPr>
         <w:t xml:space="preserve">scripts/cd1_descriptives_pipeline.py</w:t>
       </w:r>
-      <w:r>
-        <w:rPr>
-          <w:iCs/>
-          <w:i/>
-        </w:rPr>
-        <w:t xml:space="preserve">;</w:t>
-      </w:r>
-      <w:r>
-        <w:rPr>
-          <w:iCs/>
-          <w:i/>
-        </w:rPr>
-        <w:t xml:space="preserve"> </w:t>
-      </w:r>
+    </w:p>
+    <w:p>
+      <w:pPr>
+        <w:numPr>
+          <w:ilvl w:val="0"/>
+          <w:numId w:val="1003"/>
+        </w:numPr>
+        <w:pStyle w:val="Compact"/>
+      </w:pPr>
       <w:r>
         <w:rPr>
           <w:rStyle w:val="VerbatimChar"/>
-          <w:iCs/>
-          <w:i/>
         </w:rPr>
         <w:t xml:space="preserve">data_wbes/analysis/pooled_dataflow.csv</w:t>
       </w:r>
-      <w:r>
-        <w:rPr>
-          <w:iCs/>
-          <w:i/>
-        </w:rPr>
-        <w:t xml:space="preserve">,</w:t>
-      </w:r>
-      <w:r>
-        <w:rPr>
-          <w:iCs/>
-          <w:i/>
-        </w:rPr>
-        <w:t xml:space="preserve"> </w:t>
-      </w:r>
+    </w:p>
+    <w:p>
+      <w:pPr>
+        <w:numPr>
+          <w:ilvl w:val="0"/>
+          <w:numId w:val="1003"/>
+        </w:numPr>
+        <w:pStyle w:val="Compact"/>
+      </w:pPr>
       <w:r>
         <w:rPr>
           <w:rStyle w:val="VerbatimChar"/>
-          <w:iCs/>
-          <w:i/>
         </w:rPr>
         <w:t xml:space="preserve">DATA_UPDATE_MANIFEST.md</w:t>
       </w:r>
-      <w:r>
-        <w:rPr>
-          <w:iCs/>
-          <w:i/>
-        </w:rPr>
-        <w:t xml:space="preserve">,</w:t>
-      </w:r>
-      <w:r>
-        <w:rPr>
-          <w:iCs/>
-          <w:i/>
-        </w:rPr>
-        <w:t xml:space="preserve"> </w:t>
-      </w:r>
+    </w:p>
+    <w:p>
+      <w:pPr>
+        <w:numPr>
+          <w:ilvl w:val="0"/>
+          <w:numId w:val="1003"/>
+        </w:numPr>
+        <w:pStyle w:val="Compact"/>
+      </w:pPr>
       <w:r>
         <w:rPr>
           <w:rStyle w:val="VerbatimChar"/>
-          <w:iCs/>
-          <w:i/>
         </w:rPr>
         <w:t xml:space="preserve">CANONICAL_RECONCILIATION.md</w:t>
-      </w:r>
-      <w:r>
-        <w:rPr>
-          <w:iCs/>
-          <w:i/>
-        </w:rPr>
-        <w:t xml:space="preserve">.</w:t>
       </w:r>
     </w:p>
     <w:bookmarkEnd w:id="29"/>
     <w:bookmarkEnd w:id="30"/>
     <w:sectPr>
       <w:pgSz w:h="16838" w:w="11906"/>
-      <w:pgMar w:bottom="1417" w:left="1417" w:right="1417" w:top="1417"/>
+      <w:pgMar w:bottom="1134" w:left="1701" w:right="1134" w:top="1134"/>
     </w:sectPr>
   </w:body>
 </w:document>
@@ -3556,6 +3540,9 @@
       <w:startOverride w:val="1"/>
     </w:lvlOverride>
   </w:num>
+  <w:num w:numId="1003">
+    <w:abstractNumId w:val="991"/>
+  </w:num>
 </w:numbering>
 </file>
 
@@ -3581,13 +3568,13 @@
     <w:name w:val="Normal"/>
     <w:qFormat/>
     <w:pPr>
-      <w:spacing w:line="276" w:lineRule="auto"/>
+      <w:spacing w:line="288" w:lineRule="auto"/>
       <w:jc w:val="both"/>
     </w:pPr>
     <w:rPr>
       <w:rFonts w:ascii="Times New Roman" w:eastAsia="Times New Roman" w:hAnsi="Times New Roman"/>
       <w:color w:val="000000"/>
-      <w:sz w:val="24"/>
+      <w:sz w:val="26"/>
     </w:rPr>
   </w:style>
   <w:style w:styleId="BodyText" w:type="paragraph">
@@ -3595,14 +3582,14 @@
     <w:basedOn w:val="Normal"/>
     <w:link w:val="BodyTextChar"/>
     <w:pPr>
-      <w:spacing w:after="180" w:before="180" w:line="276" w:lineRule="auto"/>
+      <w:spacing w:after="180" w:before="180" w:line="288" w:lineRule="auto"/>
       <w:jc w:val="both"/>
     </w:pPr>
     <w:qFormat/>
     <w:rPr>
       <w:rFonts w:ascii="Times New Roman" w:eastAsia="Times New Roman" w:hAnsi="Times New Roman"/>
       <w:color w:val="000000"/>
-      <w:sz w:val="24"/>
+      <w:sz w:val="26"/>
     </w:rPr>
   </w:style>
   <w:style w:customStyle="1" w:styleId="FirstParagraph" w:type="paragraph">
@@ -3611,13 +3598,13 @@
     <w:next w:val="BodyText"/>
     <w:qFormat/>
     <w:pPr>
-      <w:spacing w:line="276" w:lineRule="auto"/>
+      <w:spacing w:line="288" w:lineRule="auto"/>
       <w:jc w:val="both"/>
     </w:pPr>
     <w:rPr>
       <w:rFonts w:ascii="Times New Roman" w:eastAsia="Times New Roman" w:hAnsi="Times New Roman"/>
       <w:color w:val="000000"/>
-      <w:sz w:val="24"/>
+      <w:sz w:val="26"/>
     </w:rPr>
   </w:style>
   <w:style w:customStyle="1" w:styleId="Compact" w:type="paragraph">
@@ -3625,13 +3612,13 @@
     <w:basedOn w:val="BodyText"/>
     <w:qFormat/>
     <w:pPr>
-      <w:spacing w:after="36" w:before="36" w:line="276" w:lineRule="auto"/>
+      <w:spacing w:after="36" w:before="36" w:line="288" w:lineRule="auto"/>
       <w:jc w:val="both"/>
     </w:pPr>
     <w:rPr>
       <w:rFonts w:ascii="Times New Roman" w:eastAsia="Times New Roman" w:hAnsi="Times New Roman"/>
       <w:color w:val="000000"/>
-      <w:sz w:val="24"/>
+      <w:sz w:val="26"/>
     </w:rPr>
   </w:style>
   <w:style w:styleId="Title" w:type="paragraph">
@@ -3642,7 +3629,7 @@
     <w:pPr>
       <w:keepNext/>
       <w:keepLines/>
-      <w:spacing w:after="240" w:before="480" w:line="276" w:lineRule="auto"/>
+      <w:spacing w:after="240" w:before="480" w:line="288" w:lineRule="auto"/>
       <w:jc w:val="both"/>
     </w:pPr>
     <w:rPr>
@@ -3650,7 +3637,7 @@
       <w:b/>
       <w:bCs/>
       <w:color w:val="000000"/>
-      <w:sz w:val="24"/>
+      <w:sz w:val="26"/>
       <w:szCs w:val="36"/>
     </w:rPr>
   </w:style>
@@ -3662,13 +3649,13 @@
     <w:pPr>
       <w:keepNext/>
       <w:keepLines/>
-      <w:spacing w:after="240" w:before="240" w:line="276" w:lineRule="auto"/>
+      <w:spacing w:after="240" w:before="240" w:line="288" w:lineRule="auto"/>
       <w:jc w:val="both"/>
     </w:pPr>
     <w:rPr>
       <w:rFonts w:ascii="Times New Roman" w:eastAsia="Times New Roman" w:hAnsi="Times New Roman"/>
       <w:color w:val="000000"/>
-      <w:sz w:val="24"/>
+      <w:sz w:val="26"/>
       <w:szCs w:val="30"/>
     </w:rPr>
   </w:style>
@@ -3679,13 +3666,13 @@
     <w:pPr>
       <w:keepNext/>
       <w:keepLines/>
-      <w:spacing w:line="276" w:lineRule="auto"/>
+      <w:spacing w:line="288" w:lineRule="auto"/>
       <w:jc w:val="both"/>
     </w:pPr>
     <w:rPr>
       <w:rFonts w:ascii="Times New Roman" w:eastAsia="Times New Roman" w:hAnsi="Times New Roman"/>
       <w:color w:val="000000"/>
-      <w:sz w:val="24"/>
+      <w:sz w:val="26"/>
     </w:rPr>
   </w:style>
   <w:style w:styleId="Date" w:type="paragraph">
@@ -3695,13 +3682,13 @@
     <w:pPr>
       <w:keepNext/>
       <w:keepLines/>
-      <w:spacing w:line="276" w:lineRule="auto"/>
+      <w:spacing w:line="288" w:lineRule="auto"/>
       <w:jc w:val="both"/>
     </w:pPr>
     <w:rPr>
       <w:rFonts w:ascii="Times New Roman" w:eastAsia="Times New Roman" w:hAnsi="Times New Roman"/>
       <w:color w:val="000000"/>
-      <w:sz w:val="24"/>
+      <w:sz w:val="26"/>
     </w:rPr>
   </w:style>
   <w:style w:customStyle="1" w:styleId="AbstractTitle" w:type="paragraph">
@@ -3713,11 +3700,11 @@
       <w:keepNext/>
       <w:keepLines/>
       <w:jc w:val="both"/>
-      <w:spacing w:after="0" w:before="300" w:line="276" w:lineRule="auto"/>
+      <w:spacing w:after="0" w:before="300" w:line="288" w:lineRule="auto"/>
     </w:pPr>
     <w:rPr>
       <w:color w:val="000000"/>
-      <w:sz w:val="24"/>
+      <w:sz w:val="26"/>
       <w:szCs w:val="20"/>
       <w:rFonts w:ascii="Times New Roman" w:eastAsia="Times New Roman" w:hAnsi="Times New Roman"/>
       <w:b/>
@@ -3731,13 +3718,13 @@
     <w:pPr>
       <w:keepNext/>
       <w:keepLines/>
-      <w:spacing w:after="300" w:before="100" w:line="276" w:lineRule="auto"/>
+      <w:spacing w:after="300" w:before="100" w:line="288" w:lineRule="auto"/>
       <w:jc w:val="both"/>
     </w:pPr>
     <w:rPr>
       <w:rFonts w:ascii="Times New Roman" w:eastAsia="Times New Roman" w:hAnsi="Times New Roman"/>
       <w:color w:val="000000"/>
-      <w:sz w:val="24"/>
+      <w:sz w:val="26"/>
       <w:szCs w:val="20"/>
     </w:rPr>
   </w:style>
@@ -3747,13 +3734,13 @@
     <w:next w:val="Bibliography"/>
     <w:qFormat/>
     <w:pPr>
-      <w:spacing w:line="276" w:lineRule="auto"/>
+      <w:spacing w:line="288" w:lineRule="auto"/>
       <w:jc w:val="both"/>
     </w:pPr>
     <w:rPr>
       <w:rFonts w:ascii="Times New Roman" w:eastAsia="Times New Roman" w:hAnsi="Times New Roman"/>
       <w:color w:val="000000"/>
-      <w:sz w:val="24"/>
+      <w:sz w:val="26"/>
     </w:rPr>
   </w:style>
   <w:style w:styleId="Heading1" w:type="paragraph">
@@ -3765,7 +3752,7 @@
     <w:pPr>
       <w:keepNext/>
       <w:keepLines/>
-      <w:spacing w:after="0" w:before="480" w:line="276" w:lineRule="auto"/>
+      <w:spacing w:after="0" w:before="480" w:line="288" w:lineRule="auto"/>
       <w:jc w:val="both"/>
       <w:outlineLvl w:val="0"/>
     </w:pPr>
@@ -3774,7 +3761,7 @@
       <w:b/>
       <w:bCs/>
       <w:color w:val="000000"/>
-      <w:sz w:val="24"/>
+      <w:sz w:val="26"/>
       <w:szCs w:val="32"/>
     </w:rPr>
   </w:style>
@@ -3788,7 +3775,7 @@
     <w:pPr>
       <w:keepNext/>
       <w:keepLines/>
-      <w:spacing w:after="0" w:before="200" w:line="276" w:lineRule="auto"/>
+      <w:spacing w:after="0" w:before="200" w:line="288" w:lineRule="auto"/>
       <w:jc w:val="both"/>
       <w:outlineLvl w:val="1"/>
     </w:pPr>
@@ -3797,7 +3784,7 @@
       <w:b/>
       <w:bCs/>
       <w:color w:val="000000"/>
-      <w:sz w:val="24"/>
+      <w:sz w:val="26"/>
       <w:szCs w:val="28"/>
     </w:rPr>
   </w:style>
@@ -3811,7 +3798,7 @@
     <w:pPr>
       <w:keepNext/>
       <w:keepLines/>
-      <w:spacing w:after="0" w:before="200" w:line="276" w:lineRule="auto"/>
+      <w:spacing w:after="0" w:before="200" w:line="288" w:lineRule="auto"/>
       <w:jc w:val="both"/>
       <w:outlineLvl w:val="2"/>
     </w:pPr>
@@ -3820,7 +3807,7 @@
       <w:b/>
       <w:bCs/>
       <w:color w:val="000000"/>
-      <w:sz w:val="24"/>
+      <w:sz w:val="26"/>
       <w:szCs w:val="24"/>
     </w:rPr>
   </w:style>
@@ -3834,7 +3821,7 @@
     <w:pPr>
       <w:keepNext/>
       <w:keepLines/>
-      <w:spacing w:after="0" w:before="200" w:line="276" w:lineRule="auto"/>
+      <w:spacing w:after="0" w:before="200" w:line="288" w:lineRule="auto"/>
       <w:jc w:val="both"/>
       <w:outlineLvl w:val="3"/>
     </w:pPr>
@@ -3843,7 +3830,7 @@
       <w:i/>
       <w:bCs/>
       <w:color w:val="000000"/>
-      <w:sz w:val="24"/>
+      <w:sz w:val="26"/>
       <w:szCs w:val="24"/>
     </w:rPr>
   </w:style>
@@ -3857,7 +3844,7 @@
     <w:pPr>
       <w:keepNext/>
       <w:keepLines/>
-      <w:spacing w:after="0" w:before="200" w:line="276" w:lineRule="auto"/>
+      <w:spacing w:after="0" w:before="200" w:line="288" w:lineRule="auto"/>
       <w:jc w:val="both"/>
       <w:outlineLvl w:val="4"/>
     </w:pPr>
@@ -3865,7 +3852,7 @@
       <w:rFonts w:ascii="Times New Roman" w:asciiTheme="majorHAnsi" w:cstheme="majorBidi" w:eastAsia="Times New Roman" w:eastAsiaTheme="majorEastAsia" w:hAnsi="Times New Roman" w:hAnsiTheme="majorHAnsi"/>
       <w:iCs/>
       <w:color w:val="000000"/>
-      <w:sz w:val="24"/>
+      <w:sz w:val="26"/>
       <w:szCs w:val="24"/>
     </w:rPr>
   </w:style>
@@ -3879,14 +3866,14 @@
     <w:pPr>
       <w:keepNext/>
       <w:keepLines/>
-      <w:spacing w:after="0" w:before="200" w:line="276" w:lineRule="auto"/>
+      <w:spacing w:after="0" w:before="200" w:line="288" w:lineRule="auto"/>
       <w:jc w:val="both"/>
       <w:outlineLvl w:val="5"/>
     </w:pPr>
     <w:rPr>
       <w:rFonts w:ascii="Times New Roman" w:asciiTheme="majorHAnsi" w:cstheme="majorBidi" w:eastAsia="Times New Roman" w:eastAsiaTheme="majorEastAsia" w:hAnsi="Times New Roman" w:hAnsiTheme="majorHAnsi"/>
       <w:color w:val="000000"/>
-      <w:sz w:val="24"/>
+      <w:sz w:val="26"/>
       <w:szCs w:val="24"/>
     </w:rPr>
   </w:style>
@@ -3900,14 +3887,14 @@
     <w:pPr>
       <w:keepNext/>
       <w:keepLines/>
-      <w:spacing w:after="0" w:before="200" w:line="276" w:lineRule="auto"/>
+      <w:spacing w:after="0" w:before="200" w:line="288" w:lineRule="auto"/>
       <w:jc w:val="both"/>
       <w:outlineLvl w:val="6"/>
     </w:pPr>
     <w:rPr>
       <w:rFonts w:ascii="Times New Roman" w:asciiTheme="majorHAnsi" w:cstheme="majorBidi" w:eastAsia="Times New Roman" w:eastAsiaTheme="majorEastAsia" w:hAnsi="Times New Roman" w:hAnsiTheme="majorHAnsi"/>
       <w:color w:val="000000"/>
-      <w:sz w:val="24"/>
+      <w:sz w:val="26"/>
       <w:szCs w:val="24"/>
     </w:rPr>
   </w:style>
@@ -3921,14 +3908,14 @@
     <w:pPr>
       <w:keepNext/>
       <w:keepLines/>
-      <w:spacing w:after="0" w:before="200" w:line="276" w:lineRule="auto"/>
+      <w:spacing w:after="0" w:before="200" w:line="288" w:lineRule="auto"/>
       <w:jc w:val="both"/>
       <w:outlineLvl w:val="7"/>
     </w:pPr>
     <w:rPr>
       <w:rFonts w:ascii="Times New Roman" w:asciiTheme="majorHAnsi" w:cstheme="majorBidi" w:eastAsia="Times New Roman" w:eastAsiaTheme="majorEastAsia" w:hAnsi="Times New Roman" w:hAnsiTheme="majorHAnsi"/>
       <w:color w:val="000000"/>
-      <w:sz w:val="24"/>
+      <w:sz w:val="26"/>
       <w:szCs w:val="24"/>
     </w:rPr>
   </w:style>
@@ -3942,14 +3929,14 @@
     <w:pPr>
       <w:keepNext/>
       <w:keepLines/>
-      <w:spacing w:after="0" w:before="200" w:line="276" w:lineRule="auto"/>
+      <w:spacing w:after="0" w:before="200" w:line="288" w:lineRule="auto"/>
       <w:jc w:val="both"/>
       <w:outlineLvl w:val="8"/>
     </w:pPr>
     <w:rPr>
       <w:rFonts w:ascii="Times New Roman" w:asciiTheme="majorHAnsi" w:cstheme="majorBidi" w:eastAsia="Times New Roman" w:eastAsiaTheme="majorEastAsia" w:hAnsi="Times New Roman" w:hAnsiTheme="majorHAnsi"/>
       <w:color w:val="000000"/>
-      <w:sz w:val="24"/>
+      <w:sz w:val="26"/>
       <w:szCs w:val="24"/>
     </w:rPr>
   </w:style>
@@ -3961,14 +3948,14 @@
     <w:unhideWhenUsed/>
     <w:qFormat/>
     <w:pPr>
-      <w:spacing w:after="100" w:before="100" w:line="276" w:lineRule="auto"/>
+      <w:spacing w:after="100" w:before="100" w:line="288" w:lineRule="auto"/>
       <w:ind w:firstLine="0" w:left="480" w:right="480"/>
       <w:jc w:val="both"/>
     </w:pPr>
     <w:rPr>
       <w:rFonts w:ascii="Times New Roman" w:eastAsia="Times New Roman" w:hAnsi="Times New Roman"/>
       <w:color w:val="000000"/>
-      <w:sz w:val="24"/>
+      <w:sz w:val="26"/>
     </w:rPr>
   </w:style>
   <w:style w:styleId="FootnoteText" w:type="paragraph">
@@ -3979,13 +3966,13 @@
     <w:unhideWhenUsed/>
     <w:qFormat/>
     <w:pPr>
-      <w:spacing w:line="276" w:lineRule="auto"/>
+      <w:spacing w:line="288" w:lineRule="auto"/>
       <w:jc w:val="both"/>
     </w:pPr>
     <w:rPr>
       <w:rFonts w:ascii="Times New Roman" w:eastAsia="Times New Roman" w:hAnsi="Times New Roman"/>
       <w:color w:val="000000"/>
-      <w:sz w:val="24"/>
+      <w:sz w:val="26"/>
     </w:rPr>
   </w:style>
   <w:style w:default="1" w:styleId="DefaultParagraphFont" w:type="character">
@@ -3995,7 +3982,7 @@
     <w:rPr>
       <w:rFonts w:ascii="Times New Roman" w:eastAsia="Times New Roman" w:hAnsi="Times New Roman"/>
       <w:color w:val="000000"/>
-      <w:sz w:val="24"/>
+      <w:sz w:val="26"/>
     </w:rPr>
   </w:style>
   <w:style w:default="1" w:styleId="Table" w:type="table">
@@ -4005,13 +3992,13 @@
     <w:unhideWhenUsed/>
     <w:qFormat/>
     <w:pPr>
-      <w:spacing w:line="276" w:lineRule="auto"/>
+      <w:spacing w:line="288" w:lineRule="auto"/>
       <w:jc w:val="both"/>
     </w:pPr>
     <w:rPr>
       <w:rFonts w:ascii="Times New Roman" w:eastAsia="Times New Roman" w:hAnsi="Times New Roman"/>
       <w:color w:val="000000"/>
-      <w:sz w:val="24"/>
+      <w:sz w:val="26"/>
     </w:rPr>
     <w:tblPr>
       <w:tblInd w:type="dxa" w:w="0"/>
@@ -4045,27 +4032,27 @@
     <w:pPr>
       <w:keepNext/>
       <w:keepLines/>
-      <w:spacing w:after="0" w:line="276" w:lineRule="auto"/>
+      <w:spacing w:after="0" w:line="288" w:lineRule="auto"/>
       <w:jc w:val="both"/>
     </w:pPr>
     <w:rPr>
       <w:rFonts w:ascii="Times New Roman" w:eastAsia="Times New Roman" w:hAnsi="Times New Roman"/>
       <w:b/>
       <w:color w:val="000000"/>
-      <w:sz w:val="24"/>
+      <w:sz w:val="26"/>
     </w:rPr>
   </w:style>
   <w:style w:customStyle="1" w:styleId="Definition" w:type="paragraph">
     <w:name w:val="Definition"/>
     <w:basedOn w:val="Normal"/>
     <w:pPr>
-      <w:spacing w:line="276" w:lineRule="auto"/>
+      <w:spacing w:line="288" w:lineRule="auto"/>
       <w:jc w:val="both"/>
     </w:pPr>
     <w:rPr>
       <w:rFonts w:ascii="Times New Roman" w:eastAsia="Times New Roman" w:hAnsi="Times New Roman"/>
       <w:color w:val="000000"/>
-      <w:sz w:val="24"/>
+      <w:sz w:val="26"/>
     </w:rPr>
   </w:style>
   <w:style w:styleId="Caption" w:type="paragraph">
@@ -4073,14 +4060,14 @@
     <w:basedOn w:val="Normal"/>
     <w:link w:val="BodyTextChar"/>
     <w:pPr>
-      <w:spacing w:after="120" w:before="0" w:line="276" w:lineRule="auto"/>
+      <w:spacing w:after="120" w:before="0" w:line="288" w:lineRule="auto"/>
       <w:jc w:val="both"/>
     </w:pPr>
     <w:rPr>
       <w:rFonts w:ascii="Times New Roman" w:eastAsia="Times New Roman" w:hAnsi="Times New Roman"/>
       <w:i/>
       <w:color w:val="000000"/>
-      <w:sz w:val="24"/>
+      <w:sz w:val="26"/>
     </w:rPr>
   </w:style>
   <w:style w:customStyle="1" w:styleId="TableCaption" w:type="paragraph">
@@ -4088,39 +4075,39 @@
     <w:basedOn w:val="Caption"/>
     <w:pPr>
       <w:keepNext/>
-      <w:spacing w:line="276" w:lineRule="auto"/>
+      <w:spacing w:line="288" w:lineRule="auto"/>
       <w:jc w:val="both"/>
     </w:pPr>
     <w:rPr>
       <w:rFonts w:ascii="Times New Roman" w:eastAsia="Times New Roman" w:hAnsi="Times New Roman"/>
       <w:color w:val="000000"/>
-      <w:sz w:val="24"/>
+      <w:sz w:val="26"/>
     </w:rPr>
   </w:style>
   <w:style w:customStyle="1" w:styleId="ImageCaption" w:type="paragraph">
     <w:name w:val="Image Caption"/>
     <w:basedOn w:val="Caption"/>
     <w:pPr>
-      <w:spacing w:line="276" w:lineRule="auto"/>
+      <w:spacing w:line="288" w:lineRule="auto"/>
       <w:jc w:val="both"/>
     </w:pPr>
     <w:rPr>
       <w:rFonts w:ascii="Times New Roman" w:eastAsia="Times New Roman" w:hAnsi="Times New Roman"/>
       <w:color w:val="000000"/>
-      <w:sz w:val="24"/>
+      <w:sz w:val="26"/>
     </w:rPr>
   </w:style>
   <w:style w:customStyle="1" w:styleId="Figure" w:type="paragraph">
     <w:name w:val="Figure"/>
     <w:basedOn w:val="Normal"/>
     <w:pPr>
-      <w:spacing w:line="276" w:lineRule="auto"/>
+      <w:spacing w:line="288" w:lineRule="auto"/>
       <w:jc w:val="both"/>
     </w:pPr>
     <w:rPr>
       <w:rFonts w:ascii="Times New Roman" w:eastAsia="Times New Roman" w:hAnsi="Times New Roman"/>
       <w:color w:val="000000"/>
-      <w:sz w:val="24"/>
+      <w:sz w:val="26"/>
     </w:rPr>
   </w:style>
   <w:style w:customStyle="1" w:styleId="CaptionedFigure" w:type="paragraph">
@@ -4128,13 +4115,13 @@
     <w:basedOn w:val="Figure"/>
     <w:pPr>
       <w:keepNext/>
-      <w:spacing w:line="276" w:lineRule="auto"/>
+      <w:spacing w:line="288" w:lineRule="auto"/>
       <w:jc w:val="both"/>
     </w:pPr>
     <w:rPr>
       <w:rFonts w:ascii="Times New Roman" w:eastAsia="Times New Roman" w:hAnsi="Times New Roman"/>
       <w:color w:val="000000"/>
-      <w:sz w:val="24"/>
+      <w:sz w:val="26"/>
     </w:rPr>
   </w:style>
   <w:style w:customStyle="1" w:styleId="BodyTextChar" w:type="character">
@@ -4144,7 +4131,7 @@
     <w:rPr>
       <w:rFonts w:ascii="Times New Roman" w:eastAsia="Times New Roman" w:hAnsi="Times New Roman"/>
       <w:color w:val="000000"/>
-      <w:sz w:val="24"/>
+      <w:sz w:val="26"/>
     </w:rPr>
   </w:style>
   <w:style w:customStyle="1" w:styleId="VerbatimChar" w:type="character">
@@ -4153,7 +4140,7 @@
     <w:rPr>
       <w:rFonts w:ascii="Times New Roman" w:eastAsia="Times New Roman" w:hAnsi="Times New Roman"/>
       <w:color w:val="000000"/>
-      <w:sz w:val="24"/>
+      <w:sz w:val="26"/>
     </w:rPr>
   </w:style>
   <w:style w:customStyle="1" w:styleId="SectionNumber" w:type="character">
@@ -4162,7 +4149,7 @@
     <w:rPr>
       <w:rFonts w:ascii="Times New Roman" w:eastAsia="Times New Roman" w:hAnsi="Times New Roman"/>
       <w:color w:val="000000"/>
-      <w:sz w:val="24"/>
+      <w:sz w:val="26"/>
     </w:rPr>
   </w:style>
   <w:style w:styleId="FootnoteReference" w:type="character">
@@ -4171,7 +4158,7 @@
     <w:rPr>
       <w:rFonts w:ascii="Times New Roman" w:eastAsia="Times New Roman" w:hAnsi="Times New Roman"/>
       <w:color w:val="000000"/>
-      <w:sz w:val="24"/>
+      <w:sz w:val="26"/>
       <w:vertAlign w:val="superscript"/>
     </w:rPr>
   </w:style>
@@ -4181,7 +4168,7 @@
     <w:rPr>
       <w:rFonts w:ascii="Times New Roman" w:eastAsia="Times New Roman" w:hAnsi="Times New Roman"/>
       <w:color w:val="000000"/>
-      <w:sz w:val="24"/>
+      <w:sz w:val="26"/>
     </w:rPr>
   </w:style>
   <w:style w:styleId="TOCHeading" w:type="paragraph">
@@ -4192,7 +4179,7 @@
     <w:unhideWhenUsed/>
     <w:qFormat/>
     <w:pPr>
-      <w:spacing w:before="240" w:line="276" w:lineRule="auto"/>
+      <w:spacing w:before="240" w:line="288" w:lineRule="auto"/>
       <w:jc w:val="both"/>
       <w:outlineLvl w:val="9"/>
     </w:pPr>
@@ -4201,242 +4188,317 @@
       <w:b w:val="0"/>
       <w:bCs w:val="0"/>
       <w:color w:val="000000"/>
-      <w:sz w:val="24"/>
-    </w:rPr>
-  </w:style>
-  <w:style w:type="paragraph" w:customStyle="1" w:styleId="SourceCode">
+      <w:sz w:val="26"/>
+    </w:rPr>
+  </w:style>
+  <w:style w:customStyle="1" w:styleId="SourceCode" w:type="paragraph">
     <w:name w:val="Source Code"/>
     <w:basedOn w:val="Normal"/>
     <w:link w:val="VerbatimChar"/>
     <w:pPr>
       <w:wordWrap w:val="off"/>
+      <w:spacing w:line="288" w:lineRule="auto"/>
+      <w:jc w:val="both"/>
     </w:pPr>
-  </w:style>
-  <w:style w:type="character" w:customStyle="1" w:styleId="KeywordTok">
+    <w:rPr>
+      <w:rFonts w:ascii="Times New Roman" w:eastAsia="Times New Roman" w:hAnsi="Times New Roman"/>
+      <w:color w:val="000000"/>
+      <w:sz w:val="26"/>
+    </w:rPr>
+  </w:style>
+  <w:style w:customStyle="1" w:styleId="KeywordTok" w:type="character">
     <w:name w:val="KeywordTok"/>
     <w:basedOn w:val="VerbatimChar"/>
     <w:rPr>
-      <w:color w:val="007020"/>
+      <w:rFonts w:ascii="Times New Roman" w:eastAsia="Times New Roman" w:hAnsi="Times New Roman"/>
       <w:b/>
-    </w:rPr>
-  </w:style>
-  <w:style w:type="character" w:customStyle="1" w:styleId="DataTypeTok">
+      <w:color w:val="000000"/>
+      <w:sz w:val="26"/>
+    </w:rPr>
+  </w:style>
+  <w:style w:customStyle="1" w:styleId="DataTypeTok" w:type="character">
     <w:name w:val="DataTypeTok"/>
     <w:basedOn w:val="VerbatimChar"/>
     <w:rPr>
-      <w:color w:val="902000"/>
-    </w:rPr>
-  </w:style>
-  <w:style w:type="character" w:customStyle="1" w:styleId="DecValTok">
+      <w:rFonts w:ascii="Times New Roman" w:eastAsia="Times New Roman" w:hAnsi="Times New Roman"/>
+      <w:color w:val="000000"/>
+      <w:sz w:val="26"/>
+    </w:rPr>
+  </w:style>
+  <w:style w:customStyle="1" w:styleId="DecValTok" w:type="character">
     <w:name w:val="DecValTok"/>
     <w:basedOn w:val="VerbatimChar"/>
     <w:rPr>
-      <w:color w:val="40a070"/>
-    </w:rPr>
-  </w:style>
-  <w:style w:type="character" w:customStyle="1" w:styleId="BaseNTok">
+      <w:rFonts w:ascii="Times New Roman" w:eastAsia="Times New Roman" w:hAnsi="Times New Roman"/>
+      <w:color w:val="000000"/>
+      <w:sz w:val="26"/>
+    </w:rPr>
+  </w:style>
+  <w:style w:customStyle="1" w:styleId="BaseNTok" w:type="character">
     <w:name w:val="BaseNTok"/>
     <w:basedOn w:val="VerbatimChar"/>
     <w:rPr>
-      <w:color w:val="40a070"/>
-    </w:rPr>
-  </w:style>
-  <w:style w:type="character" w:customStyle="1" w:styleId="FloatTok">
+      <w:rFonts w:ascii="Times New Roman" w:eastAsia="Times New Roman" w:hAnsi="Times New Roman"/>
+      <w:color w:val="000000"/>
+      <w:sz w:val="26"/>
+    </w:rPr>
+  </w:style>
+  <w:style w:customStyle="1" w:styleId="FloatTok" w:type="character">
     <w:name w:val="FloatTok"/>
     <w:basedOn w:val="VerbatimChar"/>
     <w:rPr>
-      <w:color w:val="40a070"/>
-    </w:rPr>
-  </w:style>
-  <w:style w:type="character" w:customStyle="1" w:styleId="ConstantTok">
+      <w:rFonts w:ascii="Times New Roman" w:eastAsia="Times New Roman" w:hAnsi="Times New Roman"/>
+      <w:color w:val="000000"/>
+      <w:sz w:val="26"/>
+    </w:rPr>
+  </w:style>
+  <w:style w:customStyle="1" w:styleId="ConstantTok" w:type="character">
     <w:name w:val="ConstantTok"/>
     <w:basedOn w:val="VerbatimChar"/>
     <w:rPr>
-      <w:color w:val="880000"/>
-    </w:rPr>
-  </w:style>
-  <w:style w:type="character" w:customStyle="1" w:styleId="CharTok">
+      <w:rFonts w:ascii="Times New Roman" w:eastAsia="Times New Roman" w:hAnsi="Times New Roman"/>
+      <w:color w:val="000000"/>
+      <w:sz w:val="26"/>
+    </w:rPr>
+  </w:style>
+  <w:style w:customStyle="1" w:styleId="CharTok" w:type="character">
     <w:name w:val="CharTok"/>
     <w:basedOn w:val="VerbatimChar"/>
     <w:rPr>
-      <w:color w:val="4070a0"/>
-    </w:rPr>
-  </w:style>
-  <w:style w:type="character" w:customStyle="1" w:styleId="SpecialCharTok">
+      <w:rFonts w:ascii="Times New Roman" w:eastAsia="Times New Roman" w:hAnsi="Times New Roman"/>
+      <w:color w:val="000000"/>
+      <w:sz w:val="26"/>
+    </w:rPr>
+  </w:style>
+  <w:style w:customStyle="1" w:styleId="SpecialCharTok" w:type="character">
     <w:name w:val="SpecialCharTok"/>
     <w:basedOn w:val="VerbatimChar"/>
     <w:rPr>
-      <w:color w:val="4070a0"/>
-    </w:rPr>
-  </w:style>
-  <w:style w:type="character" w:customStyle="1" w:styleId="StringTok">
+      <w:rFonts w:ascii="Times New Roman" w:eastAsia="Times New Roman" w:hAnsi="Times New Roman"/>
+      <w:color w:val="000000"/>
+      <w:sz w:val="26"/>
+    </w:rPr>
+  </w:style>
+  <w:style w:customStyle="1" w:styleId="StringTok" w:type="character">
     <w:name w:val="StringTok"/>
     <w:basedOn w:val="VerbatimChar"/>
     <w:rPr>
-      <w:color w:val="4070a0"/>
-    </w:rPr>
-  </w:style>
-  <w:style w:type="character" w:customStyle="1" w:styleId="VerbatimStringTok">
+      <w:rFonts w:ascii="Times New Roman" w:eastAsia="Times New Roman" w:hAnsi="Times New Roman"/>
+      <w:color w:val="000000"/>
+      <w:sz w:val="26"/>
+    </w:rPr>
+  </w:style>
+  <w:style w:customStyle="1" w:styleId="VerbatimStringTok" w:type="character">
     <w:name w:val="VerbatimStringTok"/>
     <w:basedOn w:val="VerbatimChar"/>
     <w:rPr>
-      <w:color w:val="4070a0"/>
-    </w:rPr>
-  </w:style>
-  <w:style w:type="character" w:customStyle="1" w:styleId="SpecialStringTok">
+      <w:rFonts w:ascii="Times New Roman" w:eastAsia="Times New Roman" w:hAnsi="Times New Roman"/>
+      <w:color w:val="000000"/>
+      <w:sz w:val="26"/>
+    </w:rPr>
+  </w:style>
+  <w:style w:customStyle="1" w:styleId="SpecialStringTok" w:type="character">
     <w:name w:val="SpecialStringTok"/>
     <w:basedOn w:val="VerbatimChar"/>
     <w:rPr>
-      <w:color w:val="bb6688"/>
-    </w:rPr>
-  </w:style>
-  <w:style w:type="character" w:customStyle="1" w:styleId="ImportTok">
+      <w:rFonts w:ascii="Times New Roman" w:eastAsia="Times New Roman" w:hAnsi="Times New Roman"/>
+      <w:color w:val="000000"/>
+      <w:sz w:val="26"/>
+    </w:rPr>
+  </w:style>
+  <w:style w:customStyle="1" w:styleId="ImportTok" w:type="character">
     <w:name w:val="ImportTok"/>
     <w:basedOn w:val="VerbatimChar"/>
     <w:rPr>
-      <w:color w:val="008000"/>
+      <w:rFonts w:ascii="Times New Roman" w:eastAsia="Times New Roman" w:hAnsi="Times New Roman"/>
       <w:b/>
-    </w:rPr>
-  </w:style>
-  <w:style w:type="character" w:customStyle="1" w:styleId="CommentTok">
+      <w:color w:val="000000"/>
+      <w:sz w:val="26"/>
+    </w:rPr>
+  </w:style>
+  <w:style w:customStyle="1" w:styleId="CommentTok" w:type="character">
     <w:name w:val="CommentTok"/>
     <w:basedOn w:val="VerbatimChar"/>
     <w:rPr>
-      <w:color w:val="60a0b0"/>
+      <w:rFonts w:ascii="Times New Roman" w:eastAsia="Times New Roman" w:hAnsi="Times New Roman"/>
       <w:i/>
-    </w:rPr>
-  </w:style>
-  <w:style w:type="character" w:customStyle="1" w:styleId="DocumentationTok">
+      <w:color w:val="000000"/>
+      <w:sz w:val="26"/>
+    </w:rPr>
+  </w:style>
+  <w:style w:customStyle="1" w:styleId="DocumentationTok" w:type="character">
     <w:name w:val="DocumentationTok"/>
     <w:basedOn w:val="VerbatimChar"/>
     <w:rPr>
-      <w:color w:val="ba2121"/>
+      <w:rFonts w:ascii="Times New Roman" w:eastAsia="Times New Roman" w:hAnsi="Times New Roman"/>
       <w:i/>
-    </w:rPr>
-  </w:style>
-  <w:style w:type="character" w:customStyle="1" w:styleId="AnnotationTok">
+      <w:color w:val="000000"/>
+      <w:sz w:val="26"/>
+    </w:rPr>
+  </w:style>
+  <w:style w:customStyle="1" w:styleId="AnnotationTok" w:type="character">
     <w:name w:val="AnnotationTok"/>
     <w:basedOn w:val="VerbatimChar"/>
     <w:rPr>
-      <w:color w:val="60a0b0"/>
+      <w:rFonts w:ascii="Times New Roman" w:eastAsia="Times New Roman" w:hAnsi="Times New Roman"/>
       <w:b/>
       <w:i/>
-    </w:rPr>
-  </w:style>
-  <w:style w:type="character" w:customStyle="1" w:styleId="CommentVarTok">
+      <w:color w:val="000000"/>
+      <w:sz w:val="26"/>
+    </w:rPr>
+  </w:style>
+  <w:style w:customStyle="1" w:styleId="CommentVarTok" w:type="character">
     <w:name w:val="CommentVarTok"/>
     <w:basedOn w:val="VerbatimChar"/>
     <w:rPr>
-      <w:color w:val="60a0b0"/>
+      <w:rFonts w:ascii="Times New Roman" w:eastAsia="Times New Roman" w:hAnsi="Times New Roman"/>
       <w:b/>
       <w:i/>
-    </w:rPr>
-  </w:style>
-  <w:style w:type="character" w:customStyle="1" w:styleId="OtherTok">
+      <w:color w:val="000000"/>
+      <w:sz w:val="26"/>
+    </w:rPr>
+  </w:style>
+  <w:style w:customStyle="1" w:styleId="OtherTok" w:type="character">
     <w:name w:val="OtherTok"/>
     <w:basedOn w:val="VerbatimChar"/>
     <w:rPr>
-      <w:color w:val="007020"/>
-    </w:rPr>
-  </w:style>
-  <w:style w:type="character" w:customStyle="1" w:styleId="FunctionTok">
+      <w:rFonts w:ascii="Times New Roman" w:eastAsia="Times New Roman" w:hAnsi="Times New Roman"/>
+      <w:color w:val="000000"/>
+      <w:sz w:val="26"/>
+    </w:rPr>
+  </w:style>
+  <w:style w:customStyle="1" w:styleId="FunctionTok" w:type="character">
     <w:name w:val="FunctionTok"/>
     <w:basedOn w:val="VerbatimChar"/>
     <w:rPr>
-      <w:color w:val="06287e"/>
-    </w:rPr>
-  </w:style>
-  <w:style w:type="character" w:customStyle="1" w:styleId="VariableTok">
+      <w:rFonts w:ascii="Times New Roman" w:eastAsia="Times New Roman" w:hAnsi="Times New Roman"/>
+      <w:color w:val="000000"/>
+      <w:sz w:val="26"/>
+    </w:rPr>
+  </w:style>
+  <w:style w:customStyle="1" w:styleId="VariableTok" w:type="character">
     <w:name w:val="VariableTok"/>
     <w:basedOn w:val="VerbatimChar"/>
     <w:rPr>
-      <w:color w:val="19177c"/>
-    </w:rPr>
-  </w:style>
-  <w:style w:type="character" w:customStyle="1" w:styleId="ControlFlowTok">
+      <w:rFonts w:ascii="Times New Roman" w:eastAsia="Times New Roman" w:hAnsi="Times New Roman"/>
+      <w:color w:val="000000"/>
+      <w:sz w:val="26"/>
+    </w:rPr>
+  </w:style>
+  <w:style w:customStyle="1" w:styleId="ControlFlowTok" w:type="character">
     <w:name w:val="ControlFlowTok"/>
     <w:basedOn w:val="VerbatimChar"/>
     <w:rPr>
-      <w:color w:val="007020"/>
+      <w:rFonts w:ascii="Times New Roman" w:eastAsia="Times New Roman" w:hAnsi="Times New Roman"/>
       <w:b/>
-    </w:rPr>
-  </w:style>
-  <w:style w:type="character" w:customStyle="1" w:styleId="OperatorTok">
+      <w:color w:val="000000"/>
+      <w:sz w:val="26"/>
+    </w:rPr>
+  </w:style>
+  <w:style w:customStyle="1" w:styleId="OperatorTok" w:type="character">
     <w:name w:val="OperatorTok"/>
     <w:basedOn w:val="VerbatimChar"/>
     <w:rPr>
-      <w:color w:val="666666"/>
-    </w:rPr>
-  </w:style>
-  <w:style w:type="character" w:customStyle="1" w:styleId="BuiltInTok">
+      <w:rFonts w:ascii="Times New Roman" w:eastAsia="Times New Roman" w:hAnsi="Times New Roman"/>
+      <w:color w:val="000000"/>
+      <w:sz w:val="26"/>
+    </w:rPr>
+  </w:style>
+  <w:style w:customStyle="1" w:styleId="BuiltInTok" w:type="character">
     <w:name w:val="BuiltInTok"/>
     <w:basedOn w:val="VerbatimChar"/>
     <w:rPr>
-      <w:color w:val="008000"/>
-    </w:rPr>
-  </w:style>
-  <w:style w:type="character" w:customStyle="1" w:styleId="ExtensionTok">
+      <w:rFonts w:ascii="Times New Roman" w:eastAsia="Times New Roman" w:hAnsi="Times New Roman"/>
+      <w:color w:val="000000"/>
+      <w:sz w:val="26"/>
+    </w:rPr>
+  </w:style>
+  <w:style w:customStyle="1" w:styleId="ExtensionTok" w:type="character">
     <w:name w:val="ExtensionTok"/>
     <w:basedOn w:val="VerbatimChar"/>
-    <w:rPr/>
-  </w:style>
-  <w:style w:type="character" w:customStyle="1" w:styleId="PreprocessorTok">
+    <w:rPr>
+      <w:rFonts w:ascii="Times New Roman" w:eastAsia="Times New Roman" w:hAnsi="Times New Roman"/>
+      <w:color w:val="000000"/>
+      <w:sz w:val="26"/>
+    </w:rPr>
+  </w:style>
+  <w:style w:customStyle="1" w:styleId="PreprocessorTok" w:type="character">
     <w:name w:val="PreprocessorTok"/>
     <w:basedOn w:val="VerbatimChar"/>
     <w:rPr>
-      <w:color w:val="bc7a00"/>
-    </w:rPr>
-  </w:style>
-  <w:style w:type="character" w:customStyle="1" w:styleId="AttributeTok">
+      <w:rFonts w:ascii="Times New Roman" w:eastAsia="Times New Roman" w:hAnsi="Times New Roman"/>
+      <w:color w:val="000000"/>
+      <w:sz w:val="26"/>
+    </w:rPr>
+  </w:style>
+  <w:style w:customStyle="1" w:styleId="AttributeTok" w:type="character">
     <w:name w:val="AttributeTok"/>
     <w:basedOn w:val="VerbatimChar"/>
     <w:rPr>
-      <w:color w:val="7d9029"/>
-    </w:rPr>
-  </w:style>
-  <w:style w:type="character" w:customStyle="1" w:styleId="RegionMarkerTok">
+      <w:rFonts w:ascii="Times New Roman" w:eastAsia="Times New Roman" w:hAnsi="Times New Roman"/>
+      <w:color w:val="000000"/>
+      <w:sz w:val="26"/>
+    </w:rPr>
+  </w:style>
+  <w:style w:customStyle="1" w:styleId="RegionMarkerTok" w:type="character">
     <w:name w:val="RegionMarkerTok"/>
     <w:basedOn w:val="VerbatimChar"/>
-    <w:rPr/>
-  </w:style>
-  <w:style w:type="character" w:customStyle="1" w:styleId="InformationTok">
+    <w:rPr>
+      <w:rFonts w:ascii="Times New Roman" w:eastAsia="Times New Roman" w:hAnsi="Times New Roman"/>
+      <w:color w:val="000000"/>
+      <w:sz w:val="26"/>
+    </w:rPr>
+  </w:style>
+  <w:style w:customStyle="1" w:styleId="InformationTok" w:type="character">
     <w:name w:val="InformationTok"/>
     <w:basedOn w:val="VerbatimChar"/>
     <w:rPr>
-      <w:color w:val="60a0b0"/>
+      <w:rFonts w:ascii="Times New Roman" w:eastAsia="Times New Roman" w:hAnsi="Times New Roman"/>
       <w:b/>
       <w:i/>
-    </w:rPr>
-  </w:style>
-  <w:style w:type="character" w:customStyle="1" w:styleId="WarningTok">
+      <w:color w:val="000000"/>
+      <w:sz w:val="26"/>
+    </w:rPr>
+  </w:style>
+  <w:style w:customStyle="1" w:styleId="WarningTok" w:type="character">
     <w:name w:val="WarningTok"/>
     <w:basedOn w:val="VerbatimChar"/>
     <w:rPr>
-      <w:color w:val="60a0b0"/>
+      <w:rFonts w:ascii="Times New Roman" w:eastAsia="Times New Roman" w:hAnsi="Times New Roman"/>
       <w:b/>
       <w:i/>
-    </w:rPr>
-  </w:style>
-  <w:style w:type="character" w:customStyle="1" w:styleId="AlertTok">
+      <w:color w:val="000000"/>
+      <w:sz w:val="26"/>
+    </w:rPr>
+  </w:style>
+  <w:style w:customStyle="1" w:styleId="AlertTok" w:type="character">
     <w:name w:val="AlertTok"/>
     <w:basedOn w:val="VerbatimChar"/>
     <w:rPr>
-      <w:color w:val="ff0000"/>
+      <w:rFonts w:ascii="Times New Roman" w:eastAsia="Times New Roman" w:hAnsi="Times New Roman"/>
       <w:b/>
-    </w:rPr>
-  </w:style>
-  <w:style w:type="character" w:customStyle="1" w:styleId="ErrorTok">
+      <w:color w:val="000000"/>
+      <w:sz w:val="26"/>
+    </w:rPr>
+  </w:style>
+  <w:style w:customStyle="1" w:styleId="ErrorTok" w:type="character">
     <w:name w:val="ErrorTok"/>
     <w:basedOn w:val="VerbatimChar"/>
     <w:rPr>
-      <w:color w:val="ff0000"/>
+      <w:rFonts w:ascii="Times New Roman" w:eastAsia="Times New Roman" w:hAnsi="Times New Roman"/>
       <w:b/>
-    </w:rPr>
-  </w:style>
-  <w:style w:type="character" w:customStyle="1" w:styleId="NormalTok">
+      <w:color w:val="000000"/>
+      <w:sz w:val="26"/>
+    </w:rPr>
+  </w:style>
+  <w:style w:customStyle="1" w:styleId="NormalTok" w:type="character">
     <w:name w:val="NormalTok"/>
     <w:basedOn w:val="VerbatimChar"/>
-    <w:rPr/>
+    <w:rPr>
+      <w:rFonts w:ascii="Times New Roman" w:eastAsia="Times New Roman" w:hAnsi="Times New Roman"/>
+      <w:color w:val="000000"/>
+      <w:sz w:val="26"/>
+    </w:rPr>
   </w:style>
 </w:styles>
 </file>

--- a/dist/luan_an_ctu/phu_luc_A_hop_nhat_du_lieu_vi.docx
+++ b/dist/luan_an_ctu/phu_luc_A_hop_nhat_du_lieu_vi.docx
@@ -3236,7 +3236,7 @@
     <w:bookmarkEnd w:id="30"/>
     <w:sectPr>
       <w:pgSz w:h="16838" w:w="11906"/>
-      <w:pgMar w:bottom="1134" w:left="1701" w:right="1134" w:top="1134"/>
+      <w:pgMar w:bottom="1417" w:left="1417" w:right="1417" w:top="1417"/>
     </w:sectPr>
   </w:body>
 </w:document>
@@ -3568,13 +3568,13 @@
     <w:name w:val="Normal"/>
     <w:qFormat/>
     <w:pPr>
-      <w:spacing w:line="288" w:lineRule="auto"/>
+      <w:spacing w:line="276" w:lineRule="auto"/>
       <w:jc w:val="both"/>
     </w:pPr>
     <w:rPr>
       <w:rFonts w:ascii="Times New Roman" w:eastAsia="Times New Roman" w:hAnsi="Times New Roman"/>
       <w:color w:val="000000"/>
-      <w:sz w:val="26"/>
+      <w:sz w:val="24"/>
     </w:rPr>
   </w:style>
   <w:style w:styleId="BodyText" w:type="paragraph">
@@ -3582,14 +3582,14 @@
     <w:basedOn w:val="Normal"/>
     <w:link w:val="BodyTextChar"/>
     <w:pPr>
-      <w:spacing w:after="180" w:before="180" w:line="288" w:lineRule="auto"/>
+      <w:spacing w:after="180" w:before="180" w:line="276" w:lineRule="auto"/>
       <w:jc w:val="both"/>
     </w:pPr>
     <w:qFormat/>
     <w:rPr>
       <w:rFonts w:ascii="Times New Roman" w:eastAsia="Times New Roman" w:hAnsi="Times New Roman"/>
       <w:color w:val="000000"/>
-      <w:sz w:val="26"/>
+      <w:sz w:val="24"/>
     </w:rPr>
   </w:style>
   <w:style w:customStyle="1" w:styleId="FirstParagraph" w:type="paragraph">
@@ -3598,13 +3598,13 @@
     <w:next w:val="BodyText"/>
     <w:qFormat/>
     <w:pPr>
-      <w:spacing w:line="288" w:lineRule="auto"/>
+      <w:spacing w:line="276" w:lineRule="auto"/>
       <w:jc w:val="both"/>
     </w:pPr>
     <w:rPr>
       <w:rFonts w:ascii="Times New Roman" w:eastAsia="Times New Roman" w:hAnsi="Times New Roman"/>
       <w:color w:val="000000"/>
-      <w:sz w:val="26"/>
+      <w:sz w:val="24"/>
     </w:rPr>
   </w:style>
   <w:style w:customStyle="1" w:styleId="Compact" w:type="paragraph">
@@ -3612,13 +3612,13 @@
     <w:basedOn w:val="BodyText"/>
     <w:qFormat/>
     <w:pPr>
-      <w:spacing w:after="36" w:before="36" w:line="288" w:lineRule="auto"/>
+      <w:spacing w:after="36" w:before="36" w:line="276" w:lineRule="auto"/>
       <w:jc w:val="both"/>
     </w:pPr>
     <w:rPr>
       <w:rFonts w:ascii="Times New Roman" w:eastAsia="Times New Roman" w:hAnsi="Times New Roman"/>
       <w:color w:val="000000"/>
-      <w:sz w:val="26"/>
+      <w:sz w:val="24"/>
     </w:rPr>
   </w:style>
   <w:style w:styleId="Title" w:type="paragraph">
@@ -3629,7 +3629,7 @@
     <w:pPr>
       <w:keepNext/>
       <w:keepLines/>
-      <w:spacing w:after="240" w:before="480" w:line="288" w:lineRule="auto"/>
+      <w:spacing w:after="240" w:before="480" w:line="276" w:lineRule="auto"/>
       <w:jc w:val="both"/>
     </w:pPr>
     <w:rPr>
@@ -3637,7 +3637,7 @@
       <w:b/>
       <w:bCs/>
       <w:color w:val="000000"/>
-      <w:sz w:val="26"/>
+      <w:sz w:val="24"/>
       <w:szCs w:val="36"/>
     </w:rPr>
   </w:style>
@@ -3649,13 +3649,13 @@
     <w:pPr>
       <w:keepNext/>
       <w:keepLines/>
-      <w:spacing w:after="240" w:before="240" w:line="288" w:lineRule="auto"/>
+      <w:spacing w:after="240" w:before="240" w:line="276" w:lineRule="auto"/>
       <w:jc w:val="both"/>
     </w:pPr>
     <w:rPr>
       <w:rFonts w:ascii="Times New Roman" w:eastAsia="Times New Roman" w:hAnsi="Times New Roman"/>
       <w:color w:val="000000"/>
-      <w:sz w:val="26"/>
+      <w:sz w:val="24"/>
       <w:szCs w:val="30"/>
     </w:rPr>
   </w:style>
@@ -3666,13 +3666,13 @@
     <w:pPr>
       <w:keepNext/>
       <w:keepLines/>
-      <w:spacing w:line="288" w:lineRule="auto"/>
+      <w:spacing w:line="276" w:lineRule="auto"/>
       <w:jc w:val="both"/>
     </w:pPr>
     <w:rPr>
       <w:rFonts w:ascii="Times New Roman" w:eastAsia="Times New Roman" w:hAnsi="Times New Roman"/>
       <w:color w:val="000000"/>
-      <w:sz w:val="26"/>
+      <w:sz w:val="24"/>
     </w:rPr>
   </w:style>
   <w:style w:styleId="Date" w:type="paragraph">
@@ -3682,13 +3682,13 @@
     <w:pPr>
       <w:keepNext/>
       <w:keepLines/>
-      <w:spacing w:line="288" w:lineRule="auto"/>
+      <w:spacing w:line="276" w:lineRule="auto"/>
       <w:jc w:val="both"/>
     </w:pPr>
     <w:rPr>
       <w:rFonts w:ascii="Times New Roman" w:eastAsia="Times New Roman" w:hAnsi="Times New Roman"/>
       <w:color w:val="000000"/>
-      <w:sz w:val="26"/>
+      <w:sz w:val="24"/>
     </w:rPr>
   </w:style>
   <w:style w:customStyle="1" w:styleId="AbstractTitle" w:type="paragraph">
@@ -3700,11 +3700,11 @@
       <w:keepNext/>
       <w:keepLines/>
       <w:jc w:val="both"/>
-      <w:spacing w:after="0" w:before="300" w:line="288" w:lineRule="auto"/>
+      <w:spacing w:after="0" w:before="300" w:line="276" w:lineRule="auto"/>
     </w:pPr>
     <w:rPr>
       <w:color w:val="000000"/>
-      <w:sz w:val="26"/>
+      <w:sz w:val="24"/>
       <w:szCs w:val="20"/>
       <w:rFonts w:ascii="Times New Roman" w:eastAsia="Times New Roman" w:hAnsi="Times New Roman"/>
       <w:b/>
@@ -3718,13 +3718,13 @@
     <w:pPr>
       <w:keepNext/>
       <w:keepLines/>
-      <w:spacing w:after="300" w:before="100" w:line="288" w:lineRule="auto"/>
+      <w:spacing w:after="300" w:before="100" w:line="276" w:lineRule="auto"/>
       <w:jc w:val="both"/>
     </w:pPr>
     <w:rPr>
       <w:rFonts w:ascii="Times New Roman" w:eastAsia="Times New Roman" w:hAnsi="Times New Roman"/>
       <w:color w:val="000000"/>
-      <w:sz w:val="26"/>
+      <w:sz w:val="24"/>
       <w:szCs w:val="20"/>
     </w:rPr>
   </w:style>
@@ -3734,13 +3734,13 @@
     <w:next w:val="Bibliography"/>
     <w:qFormat/>
     <w:pPr>
-      <w:spacing w:line="288" w:lineRule="auto"/>
+      <w:spacing w:line="276" w:lineRule="auto"/>
       <w:jc w:val="both"/>
     </w:pPr>
     <w:rPr>
       <w:rFonts w:ascii="Times New Roman" w:eastAsia="Times New Roman" w:hAnsi="Times New Roman"/>
       <w:color w:val="000000"/>
-      <w:sz w:val="26"/>
+      <w:sz w:val="24"/>
     </w:rPr>
   </w:style>
   <w:style w:styleId="Heading1" w:type="paragraph">
@@ -3752,7 +3752,7 @@
     <w:pPr>
       <w:keepNext/>
       <w:keepLines/>
-      <w:spacing w:after="0" w:before="480" w:line="288" w:lineRule="auto"/>
+      <w:spacing w:after="0" w:before="480" w:line="276" w:lineRule="auto"/>
       <w:jc w:val="both"/>
       <w:outlineLvl w:val="0"/>
     </w:pPr>
@@ -3761,7 +3761,7 @@
       <w:b/>
       <w:bCs/>
       <w:color w:val="000000"/>
-      <w:sz w:val="26"/>
+      <w:sz w:val="24"/>
       <w:szCs w:val="32"/>
     </w:rPr>
   </w:style>
@@ -3775,7 +3775,7 @@
     <w:pPr>
       <w:keepNext/>
       <w:keepLines/>
-      <w:spacing w:after="0" w:before="200" w:line="288" w:lineRule="auto"/>
+      <w:spacing w:after="0" w:before="200" w:line="276" w:lineRule="auto"/>
       <w:jc w:val="both"/>
       <w:outlineLvl w:val="1"/>
     </w:pPr>
@@ -3784,7 +3784,7 @@
       <w:b/>
       <w:bCs/>
       <w:color w:val="000000"/>
-      <w:sz w:val="26"/>
+      <w:sz w:val="24"/>
       <w:szCs w:val="28"/>
     </w:rPr>
   </w:style>
@@ -3798,7 +3798,7 @@
     <w:pPr>
       <w:keepNext/>
       <w:keepLines/>
-      <w:spacing w:after="0" w:before="200" w:line="288" w:lineRule="auto"/>
+      <w:spacing w:after="0" w:before="200" w:line="276" w:lineRule="auto"/>
       <w:jc w:val="both"/>
       <w:outlineLvl w:val="2"/>
     </w:pPr>
@@ -3807,7 +3807,7 @@
       <w:b/>
       <w:bCs/>
       <w:color w:val="000000"/>
-      <w:sz w:val="26"/>
+      <w:sz w:val="24"/>
       <w:szCs w:val="24"/>
     </w:rPr>
   </w:style>
@@ -3821,7 +3821,7 @@
     <w:pPr>
       <w:keepNext/>
       <w:keepLines/>
-      <w:spacing w:after="0" w:before="200" w:line="288" w:lineRule="auto"/>
+      <w:spacing w:after="0" w:before="200" w:line="276" w:lineRule="auto"/>
       <w:jc w:val="both"/>
       <w:outlineLvl w:val="3"/>
     </w:pPr>
@@ -3830,7 +3830,7 @@
       <w:i/>
       <w:bCs/>
       <w:color w:val="000000"/>
-      <w:sz w:val="26"/>
+      <w:sz w:val="24"/>
       <w:szCs w:val="24"/>
     </w:rPr>
   </w:style>
@@ -3844,7 +3844,7 @@
     <w:pPr>
       <w:keepNext/>
       <w:keepLines/>
-      <w:spacing w:after="0" w:before="200" w:line="288" w:lineRule="auto"/>
+      <w:spacing w:after="0" w:before="200" w:line="276" w:lineRule="auto"/>
       <w:jc w:val="both"/>
       <w:outlineLvl w:val="4"/>
     </w:pPr>
@@ -3852,7 +3852,7 @@
       <w:rFonts w:ascii="Times New Roman" w:asciiTheme="majorHAnsi" w:cstheme="majorBidi" w:eastAsia="Times New Roman" w:eastAsiaTheme="majorEastAsia" w:hAnsi="Times New Roman" w:hAnsiTheme="majorHAnsi"/>
       <w:iCs/>
       <w:color w:val="000000"/>
-      <w:sz w:val="26"/>
+      <w:sz w:val="24"/>
       <w:szCs w:val="24"/>
     </w:rPr>
   </w:style>
@@ -3866,14 +3866,14 @@
     <w:pPr>
       <w:keepNext/>
       <w:keepLines/>
-      <w:spacing w:after="0" w:before="200" w:line="288" w:lineRule="auto"/>
+      <w:spacing w:after="0" w:before="200" w:line="276" w:lineRule="auto"/>
       <w:jc w:val="both"/>
       <w:outlineLvl w:val="5"/>
     </w:pPr>
     <w:rPr>
       <w:rFonts w:ascii="Times New Roman" w:asciiTheme="majorHAnsi" w:cstheme="majorBidi" w:eastAsia="Times New Roman" w:eastAsiaTheme="majorEastAsia" w:hAnsi="Times New Roman" w:hAnsiTheme="majorHAnsi"/>
       <w:color w:val="000000"/>
-      <w:sz w:val="26"/>
+      <w:sz w:val="24"/>
       <w:szCs w:val="24"/>
     </w:rPr>
   </w:style>
@@ -3887,14 +3887,14 @@
     <w:pPr>
       <w:keepNext/>
       <w:keepLines/>
-      <w:spacing w:after="0" w:before="200" w:line="288" w:lineRule="auto"/>
+      <w:spacing w:after="0" w:before="200" w:line="276" w:lineRule="auto"/>
       <w:jc w:val="both"/>
       <w:outlineLvl w:val="6"/>
     </w:pPr>
     <w:rPr>
       <w:rFonts w:ascii="Times New Roman" w:asciiTheme="majorHAnsi" w:cstheme="majorBidi" w:eastAsia="Times New Roman" w:eastAsiaTheme="majorEastAsia" w:hAnsi="Times New Roman" w:hAnsiTheme="majorHAnsi"/>
       <w:color w:val="000000"/>
-      <w:sz w:val="26"/>
+      <w:sz w:val="24"/>
       <w:szCs w:val="24"/>
     </w:rPr>
   </w:style>
@@ -3908,14 +3908,14 @@
     <w:pPr>
       <w:keepNext/>
       <w:keepLines/>
-      <w:spacing w:after="0" w:before="200" w:line="288" w:lineRule="auto"/>
+      <w:spacing w:after="0" w:before="200" w:line="276" w:lineRule="auto"/>
       <w:jc w:val="both"/>
       <w:outlineLvl w:val="7"/>
     </w:pPr>
     <w:rPr>
       <w:rFonts w:ascii="Times New Roman" w:asciiTheme="majorHAnsi" w:cstheme="majorBidi" w:eastAsia="Times New Roman" w:eastAsiaTheme="majorEastAsia" w:hAnsi="Times New Roman" w:hAnsiTheme="majorHAnsi"/>
       <w:color w:val="000000"/>
-      <w:sz w:val="26"/>
+      <w:sz w:val="24"/>
       <w:szCs w:val="24"/>
     </w:rPr>
   </w:style>
@@ -3929,14 +3929,14 @@
     <w:pPr>
       <w:keepNext/>
       <w:keepLines/>
-      <w:spacing w:after="0" w:before="200" w:line="288" w:lineRule="auto"/>
+      <w:spacing w:after="0" w:before="200" w:line="276" w:lineRule="auto"/>
       <w:jc w:val="both"/>
       <w:outlineLvl w:val="8"/>
     </w:pPr>
     <w:rPr>
       <w:rFonts w:ascii="Times New Roman" w:asciiTheme="majorHAnsi" w:cstheme="majorBidi" w:eastAsia="Times New Roman" w:eastAsiaTheme="majorEastAsia" w:hAnsi="Times New Roman" w:hAnsiTheme="majorHAnsi"/>
       <w:color w:val="000000"/>
-      <w:sz w:val="26"/>
+      <w:sz w:val="24"/>
       <w:szCs w:val="24"/>
     </w:rPr>
   </w:style>
@@ -3948,14 +3948,14 @@
     <w:unhideWhenUsed/>
     <w:qFormat/>
     <w:pPr>
-      <w:spacing w:after="100" w:before="100" w:line="288" w:lineRule="auto"/>
+      <w:spacing w:after="100" w:before="100" w:line="276" w:lineRule="auto"/>
       <w:ind w:firstLine="0" w:left="480" w:right="480"/>
       <w:jc w:val="both"/>
     </w:pPr>
     <w:rPr>
       <w:rFonts w:ascii="Times New Roman" w:eastAsia="Times New Roman" w:hAnsi="Times New Roman"/>
       <w:color w:val="000000"/>
-      <w:sz w:val="26"/>
+      <w:sz w:val="24"/>
     </w:rPr>
   </w:style>
   <w:style w:styleId="FootnoteText" w:type="paragraph">
@@ -3966,13 +3966,13 @@
     <w:unhideWhenUsed/>
     <w:qFormat/>
     <w:pPr>
-      <w:spacing w:line="288" w:lineRule="auto"/>
+      <w:spacing w:line="276" w:lineRule="auto"/>
       <w:jc w:val="both"/>
     </w:pPr>
     <w:rPr>
       <w:rFonts w:ascii="Times New Roman" w:eastAsia="Times New Roman" w:hAnsi="Times New Roman"/>
       <w:color w:val="000000"/>
-      <w:sz w:val="26"/>
+      <w:sz w:val="24"/>
     </w:rPr>
   </w:style>
   <w:style w:default="1" w:styleId="DefaultParagraphFont" w:type="character">
@@ -3982,7 +3982,7 @@
     <w:rPr>
       <w:rFonts w:ascii="Times New Roman" w:eastAsia="Times New Roman" w:hAnsi="Times New Roman"/>
       <w:color w:val="000000"/>
-      <w:sz w:val="26"/>
+      <w:sz w:val="24"/>
     </w:rPr>
   </w:style>
   <w:style w:default="1" w:styleId="Table" w:type="table">
@@ -3992,13 +3992,13 @@
     <w:unhideWhenUsed/>
     <w:qFormat/>
     <w:pPr>
-      <w:spacing w:line="288" w:lineRule="auto"/>
+      <w:spacing w:line="276" w:lineRule="auto"/>
       <w:jc w:val="both"/>
     </w:pPr>
     <w:rPr>
       <w:rFonts w:ascii="Times New Roman" w:eastAsia="Times New Roman" w:hAnsi="Times New Roman"/>
       <w:color w:val="000000"/>
-      <w:sz w:val="26"/>
+      <w:sz w:val="24"/>
     </w:rPr>
     <w:tblPr>
       <w:tblInd w:type="dxa" w:w="0"/>
@@ -4032,27 +4032,27 @@
     <w:pPr>
       <w:keepNext/>
       <w:keepLines/>
-      <w:spacing w:after="0" w:line="288" w:lineRule="auto"/>
+      <w:spacing w:after="0" w:line="276" w:lineRule="auto"/>
       <w:jc w:val="both"/>
     </w:pPr>
     <w:rPr>
       <w:rFonts w:ascii="Times New Roman" w:eastAsia="Times New Roman" w:hAnsi="Times New Roman"/>
       <w:b/>
       <w:color w:val="000000"/>
-      <w:sz w:val="26"/>
+      <w:sz w:val="24"/>
     </w:rPr>
   </w:style>
   <w:style w:customStyle="1" w:styleId="Definition" w:type="paragraph">
     <w:name w:val="Definition"/>
     <w:basedOn w:val="Normal"/>
     <w:pPr>
-      <w:spacing w:line="288" w:lineRule="auto"/>
+      <w:spacing w:line="276" w:lineRule="auto"/>
       <w:jc w:val="both"/>
     </w:pPr>
     <w:rPr>
       <w:rFonts w:ascii="Times New Roman" w:eastAsia="Times New Roman" w:hAnsi="Times New Roman"/>
       <w:color w:val="000000"/>
-      <w:sz w:val="26"/>
+      <w:sz w:val="24"/>
     </w:rPr>
   </w:style>
   <w:style w:styleId="Caption" w:type="paragraph">
@@ -4060,14 +4060,14 @@
     <w:basedOn w:val="Normal"/>
     <w:link w:val="BodyTextChar"/>
     <w:pPr>
-      <w:spacing w:after="120" w:before="0" w:line="288" w:lineRule="auto"/>
+      <w:spacing w:after="120" w:before="0" w:line="276" w:lineRule="auto"/>
       <w:jc w:val="both"/>
     </w:pPr>
     <w:rPr>
       <w:rFonts w:ascii="Times New Roman" w:eastAsia="Times New Roman" w:hAnsi="Times New Roman"/>
       <w:i/>
       <w:color w:val="000000"/>
-      <w:sz w:val="26"/>
+      <w:sz w:val="24"/>
     </w:rPr>
   </w:style>
   <w:style w:customStyle="1" w:styleId="TableCaption" w:type="paragraph">
@@ -4075,39 +4075,39 @@
     <w:basedOn w:val="Caption"/>
     <w:pPr>
       <w:keepNext/>
-      <w:spacing w:line="288" w:lineRule="auto"/>
+      <w:spacing w:line="276" w:lineRule="auto"/>
       <w:jc w:val="both"/>
     </w:pPr>
     <w:rPr>
       <w:rFonts w:ascii="Times New Roman" w:eastAsia="Times New Roman" w:hAnsi="Times New Roman"/>
       <w:color w:val="000000"/>
-      <w:sz w:val="26"/>
+      <w:sz w:val="24"/>
     </w:rPr>
   </w:style>
   <w:style w:customStyle="1" w:styleId="ImageCaption" w:type="paragraph">
     <w:name w:val="Image Caption"/>
     <w:basedOn w:val="Caption"/>
     <w:pPr>
-      <w:spacing w:line="288" w:lineRule="auto"/>
+      <w:spacing w:line="276" w:lineRule="auto"/>
       <w:jc w:val="both"/>
     </w:pPr>
     <w:rPr>
       <w:rFonts w:ascii="Times New Roman" w:eastAsia="Times New Roman" w:hAnsi="Times New Roman"/>
       <w:color w:val="000000"/>
-      <w:sz w:val="26"/>
+      <w:sz w:val="24"/>
     </w:rPr>
   </w:style>
   <w:style w:customStyle="1" w:styleId="Figure" w:type="paragraph">
     <w:name w:val="Figure"/>
     <w:basedOn w:val="Normal"/>
     <w:pPr>
-      <w:spacing w:line="288" w:lineRule="auto"/>
+      <w:spacing w:line="276" w:lineRule="auto"/>
       <w:jc w:val="both"/>
     </w:pPr>
     <w:rPr>
       <w:rFonts w:ascii="Times New Roman" w:eastAsia="Times New Roman" w:hAnsi="Times New Roman"/>
       <w:color w:val="000000"/>
-      <w:sz w:val="26"/>
+      <w:sz w:val="24"/>
     </w:rPr>
   </w:style>
   <w:style w:customStyle="1" w:styleId="CaptionedFigure" w:type="paragraph">
@@ -4115,13 +4115,13 @@
     <w:basedOn w:val="Figure"/>
     <w:pPr>
       <w:keepNext/>
-      <w:spacing w:line="288" w:lineRule="auto"/>
+      <w:spacing w:line="276" w:lineRule="auto"/>
       <w:jc w:val="both"/>
     </w:pPr>
     <w:rPr>
       <w:rFonts w:ascii="Times New Roman" w:eastAsia="Times New Roman" w:hAnsi="Times New Roman"/>
       <w:color w:val="000000"/>
-      <w:sz w:val="26"/>
+      <w:sz w:val="24"/>
     </w:rPr>
   </w:style>
   <w:style w:customStyle="1" w:styleId="BodyTextChar" w:type="character">
@@ -4131,7 +4131,7 @@
     <w:rPr>
       <w:rFonts w:ascii="Times New Roman" w:eastAsia="Times New Roman" w:hAnsi="Times New Roman"/>
       <w:color w:val="000000"/>
-      <w:sz w:val="26"/>
+      <w:sz w:val="24"/>
     </w:rPr>
   </w:style>
   <w:style w:customStyle="1" w:styleId="VerbatimChar" w:type="character">
@@ -4140,7 +4140,7 @@
     <w:rPr>
       <w:rFonts w:ascii="Times New Roman" w:eastAsia="Times New Roman" w:hAnsi="Times New Roman"/>
       <w:color w:val="000000"/>
-      <w:sz w:val="26"/>
+      <w:sz w:val="24"/>
     </w:rPr>
   </w:style>
   <w:style w:customStyle="1" w:styleId="SectionNumber" w:type="character">
@@ -4149,7 +4149,7 @@
     <w:rPr>
       <w:rFonts w:ascii="Times New Roman" w:eastAsia="Times New Roman" w:hAnsi="Times New Roman"/>
       <w:color w:val="000000"/>
-      <w:sz w:val="26"/>
+      <w:sz w:val="24"/>
     </w:rPr>
   </w:style>
   <w:style w:styleId="FootnoteReference" w:type="character">
@@ -4158,7 +4158,7 @@
     <w:rPr>
       <w:rFonts w:ascii="Times New Roman" w:eastAsia="Times New Roman" w:hAnsi="Times New Roman"/>
       <w:color w:val="000000"/>
-      <w:sz w:val="26"/>
+      <w:sz w:val="24"/>
       <w:vertAlign w:val="superscript"/>
     </w:rPr>
   </w:style>
@@ -4168,7 +4168,7 @@
     <w:rPr>
       <w:rFonts w:ascii="Times New Roman" w:eastAsia="Times New Roman" w:hAnsi="Times New Roman"/>
       <w:color w:val="000000"/>
-      <w:sz w:val="26"/>
+      <w:sz w:val="24"/>
     </w:rPr>
   </w:style>
   <w:style w:styleId="TOCHeading" w:type="paragraph">
@@ -4179,7 +4179,7 @@
     <w:unhideWhenUsed/>
     <w:qFormat/>
     <w:pPr>
-      <w:spacing w:before="240" w:line="288" w:lineRule="auto"/>
+      <w:spacing w:before="240" w:line="276" w:lineRule="auto"/>
       <w:jc w:val="both"/>
       <w:outlineLvl w:val="9"/>
     </w:pPr>
@@ -4188,317 +4188,242 @@
       <w:b w:val="0"/>
       <w:bCs w:val="0"/>
       <w:color w:val="000000"/>
-      <w:sz w:val="26"/>
-    </w:rPr>
-  </w:style>
-  <w:style w:customStyle="1" w:styleId="SourceCode" w:type="paragraph">
+      <w:sz w:val="24"/>
+    </w:rPr>
+  </w:style>
+  <w:style w:type="paragraph" w:customStyle="1" w:styleId="SourceCode">
     <w:name w:val="Source Code"/>
     <w:basedOn w:val="Normal"/>
     <w:link w:val="VerbatimChar"/>
     <w:pPr>
       <w:wordWrap w:val="off"/>
-      <w:spacing w:line="288" w:lineRule="auto"/>
-      <w:jc w:val="both"/>
     </w:pPr>
-    <w:rPr>
-      <w:rFonts w:ascii="Times New Roman" w:eastAsia="Times New Roman" w:hAnsi="Times New Roman"/>
-      <w:color w:val="000000"/>
-      <w:sz w:val="26"/>
-    </w:rPr>
-  </w:style>
-  <w:style w:customStyle="1" w:styleId="KeywordTok" w:type="character">
+  </w:style>
+  <w:style w:type="character" w:customStyle="1" w:styleId="KeywordTok">
     <w:name w:val="KeywordTok"/>
     <w:basedOn w:val="VerbatimChar"/>
     <w:rPr>
-      <w:rFonts w:ascii="Times New Roman" w:eastAsia="Times New Roman" w:hAnsi="Times New Roman"/>
+      <w:color w:val="007020"/>
       <w:b/>
-      <w:color w:val="000000"/>
-      <w:sz w:val="26"/>
-    </w:rPr>
-  </w:style>
-  <w:style w:customStyle="1" w:styleId="DataTypeTok" w:type="character">
+    </w:rPr>
+  </w:style>
+  <w:style w:type="character" w:customStyle="1" w:styleId="DataTypeTok">
     <w:name w:val="DataTypeTok"/>
     <w:basedOn w:val="VerbatimChar"/>
     <w:rPr>
-      <w:rFonts w:ascii="Times New Roman" w:eastAsia="Times New Roman" w:hAnsi="Times New Roman"/>
-      <w:color w:val="000000"/>
-      <w:sz w:val="26"/>
-    </w:rPr>
-  </w:style>
-  <w:style w:customStyle="1" w:styleId="DecValTok" w:type="character">
+      <w:color w:val="902000"/>
+    </w:rPr>
+  </w:style>
+  <w:style w:type="character" w:customStyle="1" w:styleId="DecValTok">
     <w:name w:val="DecValTok"/>
     <w:basedOn w:val="VerbatimChar"/>
     <w:rPr>
-      <w:rFonts w:ascii="Times New Roman" w:eastAsia="Times New Roman" w:hAnsi="Times New Roman"/>
-      <w:color w:val="000000"/>
-      <w:sz w:val="26"/>
-    </w:rPr>
-  </w:style>
-  <w:style w:customStyle="1" w:styleId="BaseNTok" w:type="character">
+      <w:color w:val="40a070"/>
+    </w:rPr>
+  </w:style>
+  <w:style w:type="character" w:customStyle="1" w:styleId="BaseNTok">
     <w:name w:val="BaseNTok"/>
     <w:basedOn w:val="VerbatimChar"/>
     <w:rPr>
-      <w:rFonts w:ascii="Times New Roman" w:eastAsia="Times New Roman" w:hAnsi="Times New Roman"/>
-      <w:color w:val="000000"/>
-      <w:sz w:val="26"/>
-    </w:rPr>
-  </w:style>
-  <w:style w:customStyle="1" w:styleId="FloatTok" w:type="character">
+      <w:color w:val="40a070"/>
+    </w:rPr>
+  </w:style>
+  <w:style w:type="character" w:customStyle="1" w:styleId="FloatTok">
     <w:name w:val="FloatTok"/>
     <w:basedOn w:val="VerbatimChar"/>
     <w:rPr>
-      <w:rFonts w:ascii="Times New Roman" w:eastAsia="Times New Roman" w:hAnsi="Times New Roman"/>
-      <w:color w:val="000000"/>
-      <w:sz w:val="26"/>
-    </w:rPr>
-  </w:style>
-  <w:style w:customStyle="1" w:styleId="ConstantTok" w:type="character">
+      <w:color w:val="40a070"/>
+    </w:rPr>
+  </w:style>
+  <w:style w:type="character" w:customStyle="1" w:styleId="ConstantTok">
     <w:name w:val="ConstantTok"/>
     <w:basedOn w:val="VerbatimChar"/>
     <w:rPr>
-      <w:rFonts w:ascii="Times New Roman" w:eastAsia="Times New Roman" w:hAnsi="Times New Roman"/>
-      <w:color w:val="000000"/>
-      <w:sz w:val="26"/>
-    </w:rPr>
-  </w:style>
-  <w:style w:customStyle="1" w:styleId="CharTok" w:type="character">
+      <w:color w:val="880000"/>
+    </w:rPr>
+  </w:style>
+  <w:style w:type="character" w:customStyle="1" w:styleId="CharTok">
     <w:name w:val="CharTok"/>
     <w:basedOn w:val="VerbatimChar"/>
     <w:rPr>
-      <w:rFonts w:ascii="Times New Roman" w:eastAsia="Times New Roman" w:hAnsi="Times New Roman"/>
-      <w:color w:val="000000"/>
-      <w:sz w:val="26"/>
-    </w:rPr>
-  </w:style>
-  <w:style w:customStyle="1" w:styleId="SpecialCharTok" w:type="character">
+      <w:color w:val="4070a0"/>
+    </w:rPr>
+  </w:style>
+  <w:style w:type="character" w:customStyle="1" w:styleId="SpecialCharTok">
     <w:name w:val="SpecialCharTok"/>
     <w:basedOn w:val="VerbatimChar"/>
     <w:rPr>
-      <w:rFonts w:ascii="Times New Roman" w:eastAsia="Times New Roman" w:hAnsi="Times New Roman"/>
-      <w:color w:val="000000"/>
-      <w:sz w:val="26"/>
-    </w:rPr>
-  </w:style>
-  <w:style w:customStyle="1" w:styleId="StringTok" w:type="character">
+      <w:color w:val="4070a0"/>
+    </w:rPr>
+  </w:style>
+  <w:style w:type="character" w:customStyle="1" w:styleId="StringTok">
     <w:name w:val="StringTok"/>
     <w:basedOn w:val="VerbatimChar"/>
     <w:rPr>
-      <w:rFonts w:ascii="Times New Roman" w:eastAsia="Times New Roman" w:hAnsi="Times New Roman"/>
-      <w:color w:val="000000"/>
-      <w:sz w:val="26"/>
-    </w:rPr>
-  </w:style>
-  <w:style w:customStyle="1" w:styleId="VerbatimStringTok" w:type="character">
+      <w:color w:val="4070a0"/>
+    </w:rPr>
+  </w:style>
+  <w:style w:type="character" w:customStyle="1" w:styleId="VerbatimStringTok">
     <w:name w:val="VerbatimStringTok"/>
     <w:basedOn w:val="VerbatimChar"/>
     <w:rPr>
-      <w:rFonts w:ascii="Times New Roman" w:eastAsia="Times New Roman" w:hAnsi="Times New Roman"/>
-      <w:color w:val="000000"/>
-      <w:sz w:val="26"/>
-    </w:rPr>
-  </w:style>
-  <w:style w:customStyle="1" w:styleId="SpecialStringTok" w:type="character">
+      <w:color w:val="4070a0"/>
+    </w:rPr>
+  </w:style>
+  <w:style w:type="character" w:customStyle="1" w:styleId="SpecialStringTok">
     <w:name w:val="SpecialStringTok"/>
     <w:basedOn w:val="VerbatimChar"/>
     <w:rPr>
-      <w:rFonts w:ascii="Times New Roman" w:eastAsia="Times New Roman" w:hAnsi="Times New Roman"/>
-      <w:color w:val="000000"/>
-      <w:sz w:val="26"/>
-    </w:rPr>
-  </w:style>
-  <w:style w:customStyle="1" w:styleId="ImportTok" w:type="character">
+      <w:color w:val="bb6688"/>
+    </w:rPr>
+  </w:style>
+  <w:style w:type="character" w:customStyle="1" w:styleId="ImportTok">
     <w:name w:val="ImportTok"/>
     <w:basedOn w:val="VerbatimChar"/>
     <w:rPr>
-      <w:rFonts w:ascii="Times New Roman" w:eastAsia="Times New Roman" w:hAnsi="Times New Roman"/>
+      <w:color w:val="008000"/>
       <w:b/>
-      <w:color w:val="000000"/>
-      <w:sz w:val="26"/>
-    </w:rPr>
-  </w:style>
-  <w:style w:customStyle="1" w:styleId="CommentTok" w:type="character">
+    </w:rPr>
+  </w:style>
+  <w:style w:type="character" w:customStyle="1" w:styleId="CommentTok">
     <w:name w:val="CommentTok"/>
     <w:basedOn w:val="VerbatimChar"/>
     <w:rPr>
-      <w:rFonts w:ascii="Times New Roman" w:eastAsia="Times New Roman" w:hAnsi="Times New Roman"/>
+      <w:color w:val="60a0b0"/>
       <w:i/>
-      <w:color w:val="000000"/>
-      <w:sz w:val="26"/>
-    </w:rPr>
-  </w:style>
-  <w:style w:customStyle="1" w:styleId="DocumentationTok" w:type="character">
+    </w:rPr>
+  </w:style>
+  <w:style w:type="character" w:customStyle="1" w:styleId="DocumentationTok">
     <w:name w:val="DocumentationTok"/>
     <w:basedOn w:val="VerbatimChar"/>
     <w:rPr>
-      <w:rFonts w:ascii="Times New Roman" w:eastAsia="Times New Roman" w:hAnsi="Times New Roman"/>
+      <w:color w:val="ba2121"/>
       <w:i/>
-      <w:color w:val="000000"/>
-      <w:sz w:val="26"/>
-    </w:rPr>
-  </w:style>
-  <w:style w:customStyle="1" w:styleId="AnnotationTok" w:type="character">
+    </w:rPr>
+  </w:style>
+  <w:style w:type="character" w:customStyle="1" w:styleId="AnnotationTok">
     <w:name w:val="AnnotationTok"/>
     <w:basedOn w:val="VerbatimChar"/>
     <w:rPr>
-      <w:rFonts w:ascii="Times New Roman" w:eastAsia="Times New Roman" w:hAnsi="Times New Roman"/>
+      <w:color w:val="60a0b0"/>
       <w:b/>
       <w:i/>
-      <w:color w:val="000000"/>
-      <w:sz w:val="26"/>
-    </w:rPr>
-  </w:style>
-  <w:style w:customStyle="1" w:styleId="CommentVarTok" w:type="character">
+    </w:rPr>
+  </w:style>
+  <w:style w:type="character" w:customStyle="1" w:styleId="CommentVarTok">
     <w:name w:val="CommentVarTok"/>
     <w:basedOn w:val="VerbatimChar"/>
     <w:rPr>
-      <w:rFonts w:ascii="Times New Roman" w:eastAsia="Times New Roman" w:hAnsi="Times New Roman"/>
+      <w:color w:val="60a0b0"/>
       <w:b/>
       <w:i/>
-      <w:color w:val="000000"/>
-      <w:sz w:val="26"/>
-    </w:rPr>
-  </w:style>
-  <w:style w:customStyle="1" w:styleId="OtherTok" w:type="character">
+    </w:rPr>
+  </w:style>
+  <w:style w:type="character" w:customStyle="1" w:styleId="OtherTok">
     <w:name w:val="OtherTok"/>
     <w:basedOn w:val="VerbatimChar"/>
     <w:rPr>
-      <w:rFonts w:ascii="Times New Roman" w:eastAsia="Times New Roman" w:hAnsi="Times New Roman"/>
-      <w:color w:val="000000"/>
-      <w:sz w:val="26"/>
-    </w:rPr>
-  </w:style>
-  <w:style w:customStyle="1" w:styleId="FunctionTok" w:type="character">
+      <w:color w:val="007020"/>
+    </w:rPr>
+  </w:style>
+  <w:style w:type="character" w:customStyle="1" w:styleId="FunctionTok">
     <w:name w:val="FunctionTok"/>
     <w:basedOn w:val="VerbatimChar"/>
     <w:rPr>
-      <w:rFonts w:ascii="Times New Roman" w:eastAsia="Times New Roman" w:hAnsi="Times New Roman"/>
-      <w:color w:val="000000"/>
-      <w:sz w:val="26"/>
-    </w:rPr>
-  </w:style>
-  <w:style w:customStyle="1" w:styleId="VariableTok" w:type="character">
+      <w:color w:val="06287e"/>
+    </w:rPr>
+  </w:style>
+  <w:style w:type="character" w:customStyle="1" w:styleId="VariableTok">
     <w:name w:val="VariableTok"/>
     <w:basedOn w:val="VerbatimChar"/>
     <w:rPr>
-      <w:rFonts w:ascii="Times New Roman" w:eastAsia="Times New Roman" w:hAnsi="Times New Roman"/>
-      <w:color w:val="000000"/>
-      <w:sz w:val="26"/>
-    </w:rPr>
-  </w:style>
-  <w:style w:customStyle="1" w:styleId="ControlFlowTok" w:type="character">
+      <w:color w:val="19177c"/>
+    </w:rPr>
+  </w:style>
+  <w:style w:type="character" w:customStyle="1" w:styleId="ControlFlowTok">
     <w:name w:val="ControlFlowTok"/>
     <w:basedOn w:val="VerbatimChar"/>
     <w:rPr>
-      <w:rFonts w:ascii="Times New Roman" w:eastAsia="Times New Roman" w:hAnsi="Times New Roman"/>
+      <w:color w:val="007020"/>
       <w:b/>
-      <w:color w:val="000000"/>
-      <w:sz w:val="26"/>
-    </w:rPr>
-  </w:style>
-  <w:style w:customStyle="1" w:styleId="OperatorTok" w:type="character">
+    </w:rPr>
+  </w:style>
+  <w:style w:type="character" w:customStyle="1" w:styleId="OperatorTok">
     <w:name w:val="OperatorTok"/>
     <w:basedOn w:val="VerbatimChar"/>
     <w:rPr>
-      <w:rFonts w:ascii="Times New Roman" w:eastAsia="Times New Roman" w:hAnsi="Times New Roman"/>
-      <w:color w:val="000000"/>
-      <w:sz w:val="26"/>
-    </w:rPr>
-  </w:style>
-  <w:style w:customStyle="1" w:styleId="BuiltInTok" w:type="character">
+      <w:color w:val="666666"/>
+    </w:rPr>
+  </w:style>
+  <w:style w:type="character" w:customStyle="1" w:styleId="BuiltInTok">
     <w:name w:val="BuiltInTok"/>
     <w:basedOn w:val="VerbatimChar"/>
     <w:rPr>
-      <w:rFonts w:ascii="Times New Roman" w:eastAsia="Times New Roman" w:hAnsi="Times New Roman"/>
-      <w:color w:val="000000"/>
-      <w:sz w:val="26"/>
-    </w:rPr>
-  </w:style>
-  <w:style w:customStyle="1" w:styleId="ExtensionTok" w:type="character">
+      <w:color w:val="008000"/>
+    </w:rPr>
+  </w:style>
+  <w:style w:type="character" w:customStyle="1" w:styleId="ExtensionTok">
     <w:name w:val="ExtensionTok"/>
     <w:basedOn w:val="VerbatimChar"/>
-    <w:rPr>
-      <w:rFonts w:ascii="Times New Roman" w:eastAsia="Times New Roman" w:hAnsi="Times New Roman"/>
-      <w:color w:val="000000"/>
-      <w:sz w:val="26"/>
-    </w:rPr>
-  </w:style>
-  <w:style w:customStyle="1" w:styleId="PreprocessorTok" w:type="character">
+    <w:rPr/>
+  </w:style>
+  <w:style w:type="character" w:customStyle="1" w:styleId="PreprocessorTok">
     <w:name w:val="PreprocessorTok"/>
     <w:basedOn w:val="VerbatimChar"/>
     <w:rPr>
-      <w:rFonts w:ascii="Times New Roman" w:eastAsia="Times New Roman" w:hAnsi="Times New Roman"/>
-      <w:color w:val="000000"/>
-      <w:sz w:val="26"/>
-    </w:rPr>
-  </w:style>
-  <w:style w:customStyle="1" w:styleId="AttributeTok" w:type="character">
+      <w:color w:val="bc7a00"/>
+    </w:rPr>
+  </w:style>
+  <w:style w:type="character" w:customStyle="1" w:styleId="AttributeTok">
     <w:name w:val="AttributeTok"/>
     <w:basedOn w:val="VerbatimChar"/>
     <w:rPr>
-      <w:rFonts w:ascii="Times New Roman" w:eastAsia="Times New Roman" w:hAnsi="Times New Roman"/>
-      <w:color w:val="000000"/>
-      <w:sz w:val="26"/>
-    </w:rPr>
-  </w:style>
-  <w:style w:customStyle="1" w:styleId="RegionMarkerTok" w:type="character">
+      <w:color w:val="7d9029"/>
+    </w:rPr>
+  </w:style>
+  <w:style w:type="character" w:customStyle="1" w:styleId="RegionMarkerTok">
     <w:name w:val="RegionMarkerTok"/>
     <w:basedOn w:val="VerbatimChar"/>
-    <w:rPr>
-      <w:rFonts w:ascii="Times New Roman" w:eastAsia="Times New Roman" w:hAnsi="Times New Roman"/>
-      <w:color w:val="000000"/>
-      <w:sz w:val="26"/>
-    </w:rPr>
-  </w:style>
-  <w:style w:customStyle="1" w:styleId="InformationTok" w:type="character">
+    <w:rPr/>
+  </w:style>
+  <w:style w:type="character" w:customStyle="1" w:styleId="InformationTok">
     <w:name w:val="InformationTok"/>
     <w:basedOn w:val="VerbatimChar"/>
     <w:rPr>
-      <w:rFonts w:ascii="Times New Roman" w:eastAsia="Times New Roman" w:hAnsi="Times New Roman"/>
+      <w:color w:val="60a0b0"/>
       <w:b/>
       <w:i/>
-      <w:color w:val="000000"/>
-      <w:sz w:val="26"/>
-    </w:rPr>
-  </w:style>
-  <w:style w:customStyle="1" w:styleId="WarningTok" w:type="character">
+    </w:rPr>
+  </w:style>
+  <w:style w:type="character" w:customStyle="1" w:styleId="WarningTok">
     <w:name w:val="WarningTok"/>
     <w:basedOn w:val="VerbatimChar"/>
     <w:rPr>
-      <w:rFonts w:ascii="Times New Roman" w:eastAsia="Times New Roman" w:hAnsi="Times New Roman"/>
+      <w:color w:val="60a0b0"/>
       <w:b/>
       <w:i/>
-      <w:color w:val="000000"/>
-      <w:sz w:val="26"/>
-    </w:rPr>
-  </w:style>
-  <w:style w:customStyle="1" w:styleId="AlertTok" w:type="character">
+    </w:rPr>
+  </w:style>
+  <w:style w:type="character" w:customStyle="1" w:styleId="AlertTok">
     <w:name w:val="AlertTok"/>
     <w:basedOn w:val="VerbatimChar"/>
     <w:rPr>
-      <w:rFonts w:ascii="Times New Roman" w:eastAsia="Times New Roman" w:hAnsi="Times New Roman"/>
+      <w:color w:val="ff0000"/>
       <w:b/>
-      <w:color w:val="000000"/>
-      <w:sz w:val="26"/>
-    </w:rPr>
-  </w:style>
-  <w:style w:customStyle="1" w:styleId="ErrorTok" w:type="character">
+    </w:rPr>
+  </w:style>
+  <w:style w:type="character" w:customStyle="1" w:styleId="ErrorTok">
     <w:name w:val="ErrorTok"/>
     <w:basedOn w:val="VerbatimChar"/>
     <w:rPr>
-      <w:rFonts w:ascii="Times New Roman" w:eastAsia="Times New Roman" w:hAnsi="Times New Roman"/>
+      <w:color w:val="ff0000"/>
       <w:b/>
-      <w:color w:val="000000"/>
-      <w:sz w:val="26"/>
-    </w:rPr>
-  </w:style>
-  <w:style w:customStyle="1" w:styleId="NormalTok" w:type="character">
+    </w:rPr>
+  </w:style>
+  <w:style w:type="character" w:customStyle="1" w:styleId="NormalTok">
     <w:name w:val="NormalTok"/>
     <w:basedOn w:val="VerbatimChar"/>
-    <w:rPr>
-      <w:rFonts w:ascii="Times New Roman" w:eastAsia="Times New Roman" w:hAnsi="Times New Roman"/>
-      <w:color w:val="000000"/>
-      <w:sz w:val="26"/>
-    </w:rPr>
+    <w:rPr/>
   </w:style>
 </w:styles>
 </file>
